--- a/프로젝트_오픈스페이스_알박기감지/2주차/2차_회의보고서.docx
+++ b/프로젝트_오픈스페이스_알박기감지/2주차/2차_회의보고서.docx
@@ -2913,394 +2913,6 @@
       </w:pPr>
       <w:r>
         <w:t xml:space="preserve">고도화: 1층 현황판(층을 돌지 않고 빈 룸 확인), 짐 검출</w:t>
-      </w:r>
-    </w:p>
-    <w:p>
-      <w:pPr>
-        <w:pStyle w:val="Heading2"/>
-      </w:pPr>
-      <w:r>
-        <w:t>개인적으로 한 일</w:t>
-      </w:r>
-    </w:p>
-    <w:p>
-      <w:pPr/>
-      <w:r>
-        <w:t>각자 본인이 작성한다.</w:t>
-      </w:r>
-    </w:p>
-    <w:p>
-      <w:pPr>
-        <w:pStyle w:val="Heading3"/>
-      </w:pPr>
-      <w:r>
-        <w:rPr>
-          <w:b w:val="0"/>
-        </w:rPr>
-        <w:t>황예성</w:t>
-      </w:r>
-    </w:p>
-    <w:p>
-      <w:pPr/>
-      <w:r>
-        <w:rPr>
-          <w:b w:val="0"/>
-        </w:rPr>
-        <w:t>1차 회의(10/15) 이후 부딪힌 문제를 어떻게 고민하고 고쳤는지, 실패한 시도까지 순서대로 적었다.</w:t>
-      </w:r>
-    </w:p>
-    <w:p>
-      <w:pPr/>
-      <w:r>
-        <w:rPr>
-          <w:b/>
-        </w:rPr>
-        <w:t>1. 3D 시뮬레이션으로 검증하려다 멈춘 일</w:t>
-      </w:r>
-    </w:p>
-    <w:p>
-      <w:pPr>
-        <w:pStyle w:val="ListParagraph"/>
-        <w:numPr>
-          <w:ilvl w:val="0"/>
-          <w:numId w:val="5"/>
-        </w:numPr>
-      </w:pPr>
-      <w:r>
-        <w:rPr>
-          <w:b w:val="0"/>
-        </w:rPr>
-        <w:t>문제: 룸 14개를 실제로 다 찍을 수 없어 판정을 시험할 방법이 필요했다.</w:t>
-      </w:r>
-    </w:p>
-    <w:p>
-      <w:pPr>
-        <w:pStyle w:val="ListParagraph"/>
-        <w:numPr>
-          <w:ilvl w:val="0"/>
-          <w:numId w:val="5"/>
-        </w:numPr>
-      </w:pPr>
-      <w:r>
-        <w:rPr>
-          <w:b w:val="0"/>
-        </w:rPr>
-        <w:t>시도: 스터디룸 14개 디지털 트윈을 만들어 가상 학생과 천장 카메라 렌더로 시험했다.</w:t>
-      </w:r>
-    </w:p>
-    <w:p>
-      <w:pPr>
-        <w:pStyle w:val="ListParagraph"/>
-        <w:numPr>
-          <w:ilvl w:val="0"/>
-          <w:numId w:val="5"/>
-        </w:numPr>
-      </w:pPr>
-      <w:r>
-        <w:rPr>
-          <w:b w:val="0"/>
-        </w:rPr>
-        <w:t>실패: 엎드린 사람 검출이 48.9%로, 실제 사진(6/6)과 달랐다. GPU 없이 렌더링하면 4명을 0명으로 판정했다. 가상 화면이 실제와 달라 검증 수단으로 믿을 수 없었다.</w:t>
-      </w:r>
-    </w:p>
-    <w:p>
-      <w:pPr>
-        <w:pStyle w:val="ListParagraph"/>
-        <w:numPr>
-          <w:ilvl w:val="0"/>
-          <w:numId w:val="5"/>
-        </w:numPr>
-      </w:pPr>
-      <w:r>
-        <w:rPr>
-          <w:b w:val="0"/>
-        </w:rPr>
-        <w:t>바꾼 것: 하루 만에 중단하고, 실제 룸에 카메라를 달아 찍은 영상으로 검증하기로 했다.</w:t>
-      </w:r>
-    </w:p>
-    <w:p>
-      <w:pPr/>
-      <w:r>
-        <w:rPr>
-          <w:b/>
-        </w:rPr>
-        <w:t>2. 테이블을 못 잡는 문제</w:t>
-      </w:r>
-    </w:p>
-    <w:p>
-      <w:pPr>
-        <w:pStyle w:val="ListParagraph"/>
-        <w:numPr>
-          <w:ilvl w:val="0"/>
-          <w:numId w:val="5"/>
-        </w:numPr>
-      </w:pPr>
-      <w:r>
-        <w:rPr>
-          <w:b w:val="0"/>
-        </w:rPr>
-        <w:t>문제: 실제 영상에서 사전학습 YOLO가 우리 테이블을 거의 못 잡았다(YOLO26s 2%). 책상을 식탁(dining table)으로만 배워, 천장에서 내려다본 흰 테이블은 모르는 것이다.</w:t>
-      </w:r>
-    </w:p>
-    <w:p>
-      <w:pPr>
-        <w:pStyle w:val="ListParagraph"/>
-        <w:numPr>
-          <w:ilvl w:val="0"/>
-          <w:numId w:val="5"/>
-        </w:numPr>
-      </w:pPr>
-      <w:r>
-        <w:rPr>
-          <w:b w:val="0"/>
-        </w:rPr>
-        <w:t>고민: 더 큰 모델이면 잡을까? 사전학습 16종을 같은 조건으로 비교했지만, 테이블과 엎드린 사람을 둘 다 잡는 모델은 없었다. 크기가 아니라 데이터 문제라고 판단했다.</w:t>
-      </w:r>
-    </w:p>
-    <w:p>
-      <w:pPr>
-        <w:pStyle w:val="ListParagraph"/>
-        <w:numPr>
-          <w:ilvl w:val="0"/>
-          <w:numId w:val="5"/>
-        </w:numPr>
-      </w:pPr>
-      <w:r>
-        <w:rPr>
-          <w:b w:val="0"/>
-        </w:rPr>
-        <w:t>시도: 우리 룸 사진 727장을 직접 만들어 파인튜닝했다. 테이블 라벨 181장은 전부 눈으로 검수했다.</w:t>
-      </w:r>
-    </w:p>
-    <w:p>
-      <w:pPr>
-        <w:pStyle w:val="ListParagraph"/>
-        <w:numPr>
-          <w:ilvl w:val="0"/>
-          <w:numId w:val="5"/>
-        </w:numPr>
-      </w:pPr>
-      <w:r>
-        <w:rPr>
-          <w:b w:val="0"/>
-        </w:rPr>
-        <w:t>실패: 1차 학습은 테이블 위주 데이터라, 테이블은 100%가 됐지만 사람을 잊었다(사람 100%→68%, 가방 89%→14%).</w:t>
-      </w:r>
-    </w:p>
-    <w:p>
-      <w:pPr>
-        <w:pStyle w:val="ListParagraph"/>
-        <w:numPr>
-          <w:ilvl w:val="0"/>
-          <w:numId w:val="5"/>
-        </w:numPr>
-      </w:pPr>
-      <w:r>
-        <w:rPr>
-          <w:b w:val="0"/>
-        </w:rPr>
-        <w:t>바꾼 것: 사람 데이터를 같이 넣고 학습률을 낮춘 v2로 다시 학습했다. 테이블 2%→100%, 엎드린 사람 92.9%→100%가 됐다.</w:t>
-      </w:r>
-    </w:p>
-    <w:p>
-      <w:pPr/>
-      <w:r>
-        <w:rPr>
-          <w:b/>
-        </w:rPr>
-        <w:t>3. 기존 YOLO 박스로는 감지 범위를 제대로 잡을 수 없는 문제</w:t>
-      </w:r>
-    </w:p>
-    <w:p>
-      <w:pPr>
-        <w:pStyle w:val="ListParagraph"/>
-        <w:numPr>
-          <w:ilvl w:val="0"/>
-          <w:numId w:val="5"/>
-        </w:numPr>
-      </w:pPr>
-      <w:r>
-        <w:t>문제: 감지 범위를 YOLO가 주는 테이블 박스를 30% 넓혀 만들었는데, 박스는 사각형이라 테이블 모양과 맞지 않았다. 비스듬한 테이블에서는 옆 통로까지 덮어, 지나가는 사람도 재석으로 셌다.</w:t>
-      </w:r>
-    </w:p>
-    <w:p>
-      <w:pPr>
-        <w:pStyle w:val="ListParagraph"/>
-        <w:numPr>
-          <w:ilvl w:val="0"/>
-          <w:numId w:val="5"/>
-        </w:numPr>
-      </w:pPr>
-      <w:r>
-        <w:t>고민: 박스를 넓히거나 줄이는 것만으로는 통로와 테이블 끝자리를 동시에 맞출 수 없어, 기존 YOLO 인식 범위의 한계라고 판단했다.</w:t>
-      </w:r>
-    </w:p>
-    <w:p>
-      <w:pPr>
-        <w:pStyle w:val="ListParagraph"/>
-        <w:numPr>
-          <w:ilvl w:val="0"/>
-          <w:numId w:val="5"/>
-        </w:numPr>
-      </w:pPr>
-      <w:r>
-        <w:t>시도: 테이블 박스를 SAM에 넣어 테이블 테두리만 따고, 그 테두리를 15% 부풀려 감지 범위로 썼다.</w:t>
-      </w:r>
-    </w:p>
-    <w:p>
-      <w:pPr>
-        <w:pStyle w:val="ListParagraph"/>
-        <w:numPr>
-          <w:ilvl w:val="0"/>
-          <w:numId w:val="5"/>
-        </w:numPr>
-      </w:pPr>
-      <w:r>
-        <w:t>실패: 테이블 끝에 앉은 사람을 잡으려고 범위를 더 넓히자 유리벽 너머 옆방 사람까지 잡혔다.</w:t>
-      </w:r>
-    </w:p>
-    <w:p>
-      <w:pPr>
-        <w:pStyle w:val="ListParagraph"/>
-        <w:numPr>
-          <w:ilvl w:val="0"/>
-          <w:numId w:val="5"/>
-        </w:numPr>
-      </w:pPr>
-      <w:r>
-        <w:t>바꾼 것: 범위는 +15%로 두고, 사람 박스의 겹침 기준을 25%에서 10%로 낮췄다.</w:t>
-      </w:r>
-    </w:p>
-    <w:p>
-      <w:pPr/>
-      <w:r>
-        <w:rPr>
-          <w:b/>
-        </w:rPr>
-        <w:t>4. 비용이 너무 크게 나온 문제</w:t>
-      </w:r>
-    </w:p>
-    <w:p>
-      <w:pPr>
-        <w:pStyle w:val="ListParagraph"/>
-        <w:numPr>
-          <w:ilvl w:val="0"/>
-          <w:numId w:val="5"/>
-        </w:numPr>
-      </w:pPr>
-      <w:r>
-        <w:rPr>
-          <w:b w:val="0"/>
-        </w:rPr>
-        <w:t>문제: 처음 계산한 초기 비용에는 PoE 스위치, 업체 시공, 현황판 모니터까지 들어 있어 학교가 내기엔 컸다.</w:t>
-      </w:r>
-    </w:p>
-    <w:p>
-      <w:pPr>
-        <w:pStyle w:val="ListParagraph"/>
-        <w:numPr>
-          <w:ilvl w:val="0"/>
-          <w:numId w:val="5"/>
-        </w:numPr>
-      </w:pPr>
-      <w:r>
-        <w:rPr>
-          <w:b w:val="0"/>
-        </w:rPr>
-        <w:t>시도: 와이파이 홈캠(Tapo C210)으로 바꿔 PoE와 시공을 빼고, 현황판은 고도화로 미뤘다. 월 운영비는 룸당 1.5만 원 구독으로 정해 점검·수리·재학습 인건비를 넣었다.</w:t>
-      </w:r>
-    </w:p>
-    <w:p>
-      <w:pPr>
-        <w:pStyle w:val="ListParagraph"/>
-        <w:numPr>
-          <w:ilvl w:val="0"/>
-          <w:numId w:val="5"/>
-        </w:numPr>
-      </w:pPr>
-      <w:r>
-        <w:rPr>
-          <w:b w:val="0"/>
-        </w:rPr>
-        <w:t>결과: 초기 207만 원, 연 252만 원으로 ERICA 학생지원비의 0.02%다.</w:t>
-      </w:r>
-    </w:p>
-    <w:p>
-      <w:pPr/>
-      <w:r>
-        <w:rPr>
-          <w:b/>
-        </w:rPr>
-        <w:t>5. 말로는 전달하기 어려운 문제</w:t>
-      </w:r>
-    </w:p>
-    <w:p>
-      <w:pPr>
-        <w:pStyle w:val="ListParagraph"/>
-        <w:numPr>
-          <w:ilvl w:val="0"/>
-          <w:numId w:val="5"/>
-        </w:numPr>
-      </w:pPr>
-      <w:r>
-        <w:rPr>
-          <w:b w:val="0"/>
-        </w:rPr>
-        <w:t>문제: 판정 방식과 도입 효과를 말로 설명하면 이해하기 어려웠다.</w:t>
-      </w:r>
-    </w:p>
-    <w:p>
-      <w:pPr>
-        <w:pStyle w:val="ListParagraph"/>
-        <w:numPr>
-          <w:ilvl w:val="0"/>
-          <w:numId w:val="5"/>
-        </w:numPr>
-      </w:pPr>
-      <w:r>
-        <w:rPr>
-          <w:b w:val="0"/>
-        </w:rPr>
-        <w:t>시도: 말로 설명하는 것보다 눈으로 보는 것이 이해하기 쉽다고 판단해 MVP 사이트를 만들었다. 우리 학습 데이터(실제 룸 천장 카메라 영상 22분)를 더미 데이터로 삼아 14개 룸을 가상으로 운영하는 관리자 대시보드 시뮬레이션이다(룸 상태, 부재 기록, 통계·KPI, 도입 전/후 비교).</w:t>
-      </w:r>
-    </w:p>
-    <w:p>
-      <w:pPr>
-        <w:pStyle w:val="ListParagraph"/>
-        <w:numPr>
-          <w:ilvl w:val="0"/>
-          <w:numId w:val="5"/>
-        </w:numPr>
-      </w:pPr>
-      <w:r>
-        <w:rPr>
-          <w:b w:val="0"/>
-        </w:rPr>
-        <w:t>결과: 저녁 식사 시간 룸 활성화율이 도입 전 22%에서 도입 후 50%로 바뀌는 것을 한 화면에서 보여 줄 수 있게 됐다.</w:t>
-      </w:r>
-    </w:p>
-    <w:p>
-      <w:pPr/>
-      <w:r>
-        <w:rPr>
-          <w:b/>
-        </w:rPr>
-        <w:t>6. 발표 슬라이드</w:t>
-      </w:r>
-    </w:p>
-    <w:p>
-      <w:pPr>
-        <w:pStyle w:val="ListParagraph"/>
-        <w:numPr>
-          <w:ilvl w:val="0"/>
-          <w:numId w:val="5"/>
-        </w:numPr>
-      </w:pPr>
-      <w:r>
-        <w:rPr>
-          <w:b w:val="0"/>
-        </w:rPr>
-        <w:t>발표 슬라이드를 만들고, 팀원들의 피드백을 받아 슬라이드를 수정했다.</w:t>
       </w:r>
     </w:p>
     <w:sectPr>

--- a/프로젝트_오픈스페이스_알박기감지/2주차/2차_회의보고서.docx
+++ b/프로젝트_오픈스페이스_알박기감지/2주차/2차_회의보고서.docx
@@ -2913,6 +2913,5219 @@
       </w:pPr>
       <w:r>
         <w:t xml:space="preserve">고도화: 1층 현황판(층을 돌지 않고 빈 룸 확인), 짐 검출</w:t>
+      </w:r>
+    </w:p>
+    <w:p>
+      <w:pPr>
+        <w:pStyle w:val="Heading2"/>
+      </w:pPr>
+      <w:r>
+        <w:t xml:space="preserve">황예성 개인 연구 보고: 테이블 파인튜닝, 감지 범위, 비용·서버 사양, MVP</w:t>
+      </w:r>
+    </w:p>
+    <w:p>
+      <w:pPr/>
+      <w:r>
+        <w:t xml:space="preserve">담당: 총괄·통합. 2주차에는 사전학습 YOLO 16종 비교와 파인튜닝(학습 데이터 727장), SAM 감지 범위, 비용·서버 사양 계산, MVP 관제 대시보드, 발표 자료를 맡았다. 자료와 코드는 개인 저장소 MODU_CV의 2주차 폴더(https://github.com/hwang-ye-song/MODU_CV/tree/main/프로젝트_오픈스페이스_알박기감지/2주차)에 있다.</w:t>
+      </w:r>
+    </w:p>
+    <w:p>
+      <w:pPr>
+        <w:pStyle w:val="Heading3"/>
+        <w:keepNext/>
+      </w:pPr>
+      <w:r>
+        <w:t xml:space="preserve">요약</w:t>
+      </w:r>
+    </w:p>
+    <w:p>
+      <w:pPr/>
+      <w:r>
+        <w:t xml:space="preserve">실제 룸 천장 카메라 영상을 돌려 보니, 사전학습 YOLO는 천장에서 내려다본 우리 테이블을 거의 찾지 못했다(YOLO26s 2%). 사전학습 16종을 같은 조건으로 비교했지만 테이블과 엎드린 사람을 둘 다 잡는 모델이 없어, 우리 룸에서 학습 데이터 727장을 직접 만들어 파인튜닝했다. 1차 학습에서는 사람을 잊어버렸지만(100%→68%) 사람 데이터를 넣고 학습률을 낮춘 v2에서 테이블과 엎드린 사람을 모두 100% 잡았다. 사각형 테이블 박스가 통로까지 덮는 문제는 SAM 테두리 +15%와 겹침 기준 10%로 풀었다. 교수님 피드백에 맞춰 비용을 초기 207만 원, 연 252만 원(학생지원비의 0.02%)으로 정리하고, 노트북 실측으로 서버 최소 사양을 GTX 1060급으로 정했다. 판정 방식과 도입 효과는 MVP 관제 대시보드로 보여 줬다(저녁 식사 시간 룸 활성화율 22%→50%).</w:t>
+      </w:r>
+    </w:p>
+    <w:p>
+      <w:pPr>
+        <w:pStyle w:val="Heading3"/>
+        <w:keepNext/>
+      </w:pPr>
+      <w:r>
+        <w:t xml:space="preserve">1. 연구 질문</w:t>
+      </w:r>
+    </w:p>
+    <w:p>
+      <w:pPr/>
+      <w:r>
+        <w:t xml:space="preserve">2주차에는 아래 다섯 가지 질문을 세우고, 각각 실험과 계산으로 답했다.</w:t>
+      </w:r>
+    </w:p>
+    <w:p>
+      <w:pPr>
+        <w:keepNext/>
+        <w:spacing w:before="60" w:after="120"/>
+      </w:pPr>
+      <w:r>
+        <w:rPr>
+          <w:b/>
+          <w:color w:val="333333"/>
+          <w:sz w:val="18"/>
+          <w:szCs w:val="18"/>
+        </w:rPr>
+        <w:t xml:space="preserve">표 1. </w:t>
+      </w:r>
+      <w:r>
+        <w:rPr>
+          <w:color w:val="52514E"/>
+          <w:sz w:val="18"/>
+          <w:szCs w:val="18"/>
+        </w:rPr>
+        <w:t xml:space="preserve">연구 질문, 방법, 결론</w:t>
+      </w:r>
+    </w:p>
+    <w:tbl>
+      <w:tblPr>
+        <w:tblStyle w:val="TableGrid"/>
+        <w:tblW w:w="0" w:type="auto"/>
+        <w:tblLayout w:type="fixed"/>
+        <w:tblLook w:val="04A0" w:firstRow="1" w:lastRow="0" w:firstColumn="0" w:lastColumn="0" w:noHBand="0" w:noVBand="1"/>
+      </w:tblPr>
+      <w:tblGrid>
+        <w:gridCol w:w="700"/>
+        <w:gridCol w:w="3000"/>
+        <w:gridCol w:w="3160"/>
+        <w:gridCol w:w="2500"/>
+      </w:tblGrid>
+      <w:tr>
+        <w:trPr>
+          <w:cantSplit/>
+          <w:tblHeader/>
+        </w:trPr>
+        <w:tc>
+          <w:tcPr>
+            <w:tcW w:w="700" w:type="dxa"/>
+            <w:shd w:val="clear" w:color="auto" w:fill="F2F2F2"/>
+          </w:tcPr>
+          <w:p>
+            <w:pPr>
+              <w:keepNext/>
+              <w:spacing w:after="0"/>
+            </w:pPr>
+            <w:r>
+              <w:rPr>
+                <w:b/>
+                <w:sz w:val="18"/>
+                <w:szCs w:val="18"/>
+              </w:rPr>
+              <w:t xml:space="preserve">번호</w:t>
+            </w:r>
+          </w:p>
+        </w:tc>
+        <w:tc>
+          <w:tcPr>
+            <w:tcW w:w="3000" w:type="dxa"/>
+            <w:shd w:val="clear" w:color="auto" w:fill="F2F2F2"/>
+          </w:tcPr>
+          <w:p>
+            <w:pPr>
+              <w:keepNext/>
+              <w:spacing w:after="0"/>
+            </w:pPr>
+            <w:r>
+              <w:rPr>
+                <w:b/>
+                <w:sz w:val="18"/>
+                <w:szCs w:val="18"/>
+              </w:rPr>
+              <w:t xml:space="preserve">연구 질문</w:t>
+            </w:r>
+          </w:p>
+        </w:tc>
+        <w:tc>
+          <w:tcPr>
+            <w:tcW w:w="3160" w:type="dxa"/>
+            <w:shd w:val="clear" w:color="auto" w:fill="F2F2F2"/>
+          </w:tcPr>
+          <w:p>
+            <w:pPr>
+              <w:keepNext/>
+              <w:spacing w:after="0"/>
+            </w:pPr>
+            <w:r>
+              <w:rPr>
+                <w:b/>
+                <w:sz w:val="18"/>
+                <w:szCs w:val="18"/>
+              </w:rPr>
+              <w:t xml:space="preserve">방법</w:t>
+            </w:r>
+          </w:p>
+        </w:tc>
+        <w:tc>
+          <w:tcPr>
+            <w:tcW w:w="2500" w:type="dxa"/>
+            <w:shd w:val="clear" w:color="auto" w:fill="F2F2F2"/>
+          </w:tcPr>
+          <w:p>
+            <w:pPr>
+              <w:keepNext/>
+              <w:spacing w:after="0"/>
+            </w:pPr>
+            <w:r>
+              <w:rPr>
+                <w:b/>
+                <w:sz w:val="18"/>
+                <w:szCs w:val="18"/>
+              </w:rPr>
+              <w:t xml:space="preserve">결론</w:t>
+            </w:r>
+          </w:p>
+        </w:tc>
+      </w:tr>
+      <w:tr>
+        <w:trPr>
+          <w:cantSplit/>
+        </w:trPr>
+        <w:tc>
+          <w:tcPr>
+            <w:tcW w:w="700" w:type="dxa"/>
+          </w:tcPr>
+          <w:p>
+            <w:pPr>
+              <w:keepNext/>
+              <w:spacing w:after="0"/>
+            </w:pPr>
+            <w:r>
+              <w:rPr>
+                <w:sz w:val="18"/>
+                <w:szCs w:val="18"/>
+              </w:rPr>
+              <w:t xml:space="preserve">RQ1</w:t>
+            </w:r>
+          </w:p>
+        </w:tc>
+        <w:tc>
+          <w:tcPr>
+            <w:tcW w:w="3000" w:type="dxa"/>
+          </w:tcPr>
+          <w:p>
+            <w:pPr>
+              <w:keepNext/>
+              <w:spacing w:after="0"/>
+            </w:pPr>
+            <w:r>
+              <w:rPr>
+                <w:sz w:val="18"/>
+                <w:szCs w:val="18"/>
+              </w:rPr>
+              <w:t xml:space="preserve">사전학습 YOLO로 천장 각도의 테이블과 엎드린 사람을 잡을 수 있는가</w:t>
+            </w:r>
+          </w:p>
+        </w:tc>
+        <w:tc>
+          <w:tcPr>
+            <w:tcW w:w="3160" w:type="dxa"/>
+          </w:tcPr>
+          <w:p>
+            <w:pPr>
+              <w:keepNext/>
+              <w:spacing w:after="0"/>
+            </w:pPr>
+            <w:r>
+              <w:rPr>
+                <w:sz w:val="18"/>
+                <w:szCs w:val="18"/>
+              </w:rPr>
+              <w:t xml:space="preserve">16종 × 실제 영상, 직접 센 정답으로 채점</w:t>
+            </w:r>
+          </w:p>
+        </w:tc>
+        <w:tc>
+          <w:tcPr>
+            <w:tcW w:w="2500" w:type="dxa"/>
+          </w:tcPr>
+          <w:p>
+            <w:pPr>
+              <w:keepNext/>
+              <w:spacing w:after="0"/>
+            </w:pPr>
+            <w:r>
+              <w:rPr>
+                <w:sz w:val="18"/>
+                <w:szCs w:val="18"/>
+              </w:rPr>
+              <w:t xml:space="preserve">불가. 727장으로 파인튜닝 → YOLO26s v2</w:t>
+            </w:r>
+          </w:p>
+        </w:tc>
+      </w:tr>
+      <w:tr>
+        <w:trPr>
+          <w:cantSplit/>
+        </w:trPr>
+        <w:tc>
+          <w:tcPr>
+            <w:tcW w:w="700" w:type="dxa"/>
+          </w:tcPr>
+          <w:p>
+            <w:pPr>
+              <w:keepNext/>
+              <w:spacing w:after="0"/>
+            </w:pPr>
+            <w:r>
+              <w:rPr>
+                <w:sz w:val="18"/>
+                <w:szCs w:val="18"/>
+              </w:rPr>
+              <w:t xml:space="preserve">RQ2</w:t>
+            </w:r>
+          </w:p>
+        </w:tc>
+        <w:tc>
+          <w:tcPr>
+            <w:tcW w:w="3000" w:type="dxa"/>
+          </w:tcPr>
+          <w:p>
+            <w:pPr>
+              <w:keepNext/>
+              <w:spacing w:after="0"/>
+            </w:pPr>
+            <w:r>
+              <w:rPr>
+                <w:sz w:val="18"/>
+                <w:szCs w:val="18"/>
+              </w:rPr>
+              <w:t xml:space="preserve">사각형 테이블 박스로 만든 감지 범위의 한계를 어떻게 넘는가</w:t>
+            </w:r>
+          </w:p>
+        </w:tc>
+        <w:tc>
+          <w:tcPr>
+            <w:tcW w:w="3160" w:type="dxa"/>
+          </w:tcPr>
+          <w:p>
+            <w:pPr>
+              <w:keepNext/>
+              <w:spacing w:after="0"/>
+            </w:pPr>
+            <w:r>
+              <w:rPr>
+                <w:sz w:val="18"/>
+                <w:szCs w:val="18"/>
+              </w:rPr>
+              <w:t xml:space="preserve">SAM 테두리 + 부풀리기, 겹침 기준 4가지 비교</w:t>
+            </w:r>
+          </w:p>
+        </w:tc>
+        <w:tc>
+          <w:tcPr>
+            <w:tcW w:w="2500" w:type="dxa"/>
+          </w:tcPr>
+          <w:p>
+            <w:pPr>
+              <w:keepNext/>
+              <w:spacing w:after="0"/>
+            </w:pPr>
+            <w:r>
+              <w:rPr>
+                <w:sz w:val="18"/>
+                <w:szCs w:val="18"/>
+              </w:rPr>
+              <w:t xml:space="preserve">SAM 테두리 +15%, 겹침 10%</w:t>
+            </w:r>
+          </w:p>
+        </w:tc>
+      </w:tr>
+      <w:tr>
+        <w:trPr>
+          <w:cantSplit/>
+        </w:trPr>
+        <w:tc>
+          <w:tcPr>
+            <w:tcW w:w="700" w:type="dxa"/>
+          </w:tcPr>
+          <w:p>
+            <w:pPr>
+              <w:keepNext/>
+              <w:spacing w:after="0"/>
+            </w:pPr>
+            <w:r>
+              <w:rPr>
+                <w:sz w:val="18"/>
+                <w:szCs w:val="18"/>
+              </w:rPr>
+              <w:t xml:space="preserve">RQ3</w:t>
+            </w:r>
+          </w:p>
+        </w:tc>
+        <w:tc>
+          <w:tcPr>
+            <w:tcW w:w="3000" w:type="dxa"/>
+          </w:tcPr>
+          <w:p>
+            <w:pPr>
+              <w:keepNext/>
+              <w:spacing w:after="0"/>
+            </w:pPr>
+            <w:r>
+              <w:rPr>
+                <w:sz w:val="18"/>
+                <w:szCs w:val="18"/>
+              </w:rPr>
+              <w:t xml:space="preserve">학교가 낼 수 있는 최소 비용은 얼마인가</w:t>
+            </w:r>
+          </w:p>
+        </w:tc>
+        <w:tc>
+          <w:tcPr>
+            <w:tcW w:w="3160" w:type="dxa"/>
+          </w:tcPr>
+          <w:p>
+            <w:pPr>
+              <w:keepNext/>
+              <w:spacing w:after="0"/>
+            </w:pPr>
+            <w:r>
+              <w:rPr>
+                <w:sz w:val="18"/>
+                <w:szCs w:val="18"/>
+              </w:rPr>
+              <w:t xml:space="preserve">항목별 비용표, 학교 예산 비교</w:t>
+            </w:r>
+          </w:p>
+        </w:tc>
+        <w:tc>
+          <w:tcPr>
+            <w:tcW w:w="2500" w:type="dxa"/>
+          </w:tcPr>
+          <w:p>
+            <w:pPr>
+              <w:keepNext/>
+              <w:spacing w:after="0"/>
+            </w:pPr>
+            <w:r>
+              <w:rPr>
+                <w:sz w:val="18"/>
+                <w:szCs w:val="18"/>
+              </w:rPr>
+              <w:t xml:space="preserve">초기 207만 원, 연 252만 원(학생지원비의 0.02%)</w:t>
+            </w:r>
+          </w:p>
+        </w:tc>
+      </w:tr>
+      <w:tr>
+        <w:trPr>
+          <w:cantSplit/>
+        </w:trPr>
+        <w:tc>
+          <w:tcPr>
+            <w:tcW w:w="700" w:type="dxa"/>
+          </w:tcPr>
+          <w:p>
+            <w:pPr>
+              <w:keepNext/>
+              <w:spacing w:after="0"/>
+            </w:pPr>
+            <w:r>
+              <w:rPr>
+                <w:sz w:val="18"/>
+                <w:szCs w:val="18"/>
+              </w:rPr>
+              <w:t xml:space="preserve">RQ4</w:t>
+            </w:r>
+          </w:p>
+        </w:tc>
+        <w:tc>
+          <w:tcPr>
+            <w:tcW w:w="3000" w:type="dxa"/>
+          </w:tcPr>
+          <w:p>
+            <w:pPr>
+              <w:keepNext/>
+              <w:spacing w:after="0"/>
+            </w:pPr>
+            <w:r>
+              <w:rPr>
+                <w:sz w:val="18"/>
+                <w:szCs w:val="18"/>
+              </w:rPr>
+              <w:t xml:space="preserve">서버는 어느 사양이면 충분한가</w:t>
+            </w:r>
+          </w:p>
+        </w:tc>
+        <w:tc>
+          <w:tcPr>
+            <w:tcW w:w="3160" w:type="dxa"/>
+          </w:tcPr>
+          <w:p>
+            <w:pPr>
+              <w:keepNext/>
+              <w:spacing w:after="0"/>
+            </w:pPr>
+            <w:r>
+              <w:rPr>
+                <w:sz w:val="18"/>
+                <w:szCs w:val="18"/>
+              </w:rPr>
+              <w:t xml:space="preserve">노트북 GPU 실측, 연산 성능 비율로 환산</w:t>
+            </w:r>
+          </w:p>
+        </w:tc>
+        <w:tc>
+          <w:tcPr>
+            <w:tcW w:w="2500" w:type="dxa"/>
+          </w:tcPr>
+          <w:p>
+            <w:pPr>
+              <w:keepNext/>
+              <w:spacing w:after="0"/>
+            </w:pPr>
+            <w:r>
+              <w:rPr>
+                <w:sz w:val="18"/>
+                <w:szCs w:val="18"/>
+              </w:rPr>
+              <w:t xml:space="preserve">최소 GTX 1060급, 권장 GTX 1070급</w:t>
+            </w:r>
+          </w:p>
+        </w:tc>
+      </w:tr>
+      <w:tr>
+        <w:trPr>
+          <w:cantSplit/>
+        </w:trPr>
+        <w:tc>
+          <w:tcPr>
+            <w:tcW w:w="700" w:type="dxa"/>
+          </w:tcPr>
+          <w:p>
+            <w:pPr>
+              <w:spacing w:after="0"/>
+            </w:pPr>
+            <w:r>
+              <w:rPr>
+                <w:sz w:val="18"/>
+                <w:szCs w:val="18"/>
+              </w:rPr>
+              <w:t xml:space="preserve">RQ5</w:t>
+            </w:r>
+          </w:p>
+        </w:tc>
+        <w:tc>
+          <w:tcPr>
+            <w:tcW w:w="3000" w:type="dxa"/>
+          </w:tcPr>
+          <w:p>
+            <w:pPr>
+              <w:spacing w:after="0"/>
+            </w:pPr>
+            <w:r>
+              <w:rPr>
+                <w:sz w:val="18"/>
+                <w:szCs w:val="18"/>
+              </w:rPr>
+              <w:t xml:space="preserve">판정 방식과 도입 효과를 한눈에 보여 줄 수 있는가</w:t>
+            </w:r>
+          </w:p>
+        </w:tc>
+        <w:tc>
+          <w:tcPr>
+            <w:tcW w:w="3160" w:type="dxa"/>
+          </w:tcPr>
+          <w:p>
+            <w:pPr>
+              <w:spacing w:after="0"/>
+            </w:pPr>
+            <w:r>
+              <w:rPr>
+                <w:sz w:val="18"/>
+                <w:szCs w:val="18"/>
+              </w:rPr>
+              <w:t xml:space="preserve">실제 영상 22분을 더미 데이터로 쓴 관제 대시보드</w:t>
+            </w:r>
+          </w:p>
+        </w:tc>
+        <w:tc>
+          <w:tcPr>
+            <w:tcW w:w="2500" w:type="dxa"/>
+          </w:tcPr>
+          <w:p>
+            <w:pPr>
+              <w:spacing w:after="0"/>
+            </w:pPr>
+            <w:r>
+              <w:rPr>
+                <w:sz w:val="18"/>
+                <w:szCs w:val="18"/>
+              </w:rPr>
+              <w:t xml:space="preserve">저녁 식사 시간 활성화율 22%→50%</w:t>
+            </w:r>
+          </w:p>
+        </w:tc>
+      </w:tr>
+    </w:tbl>
+    <w:p>
+      <w:pPr>
+        <w:pStyle w:val="Heading3"/>
+        <w:keepNext/>
+      </w:pPr>
+      <w:r>
+        <w:t xml:space="preserve">2. 실험 환경과 데이터</w:t>
+      </w:r>
+    </w:p>
+    <w:p>
+      <w:pPr>
+        <w:keepNext/>
+        <w:spacing w:before="60" w:after="120"/>
+      </w:pPr>
+      <w:r>
+        <w:rPr>
+          <w:b/>
+          <w:color w:val="333333"/>
+          <w:sz w:val="18"/>
+          <w:szCs w:val="18"/>
+        </w:rPr>
+        <w:t xml:space="preserve">표 2. </w:t>
+      </w:r>
+      <w:r>
+        <w:rPr>
+          <w:color w:val="52514E"/>
+          <w:sz w:val="18"/>
+          <w:szCs w:val="18"/>
+        </w:rPr>
+        <w:t xml:space="preserve">실험 환경</w:t>
+      </w:r>
+    </w:p>
+    <w:tbl>
+      <w:tblPr>
+        <w:tblStyle w:val="TableGrid"/>
+        <w:tblW w:w="0" w:type="auto"/>
+        <w:tblLayout w:type="fixed"/>
+        <w:tblLook w:val="04A0" w:firstRow="1" w:lastRow="0" w:firstColumn="0" w:lastColumn="0" w:noHBand="0" w:noVBand="1"/>
+      </w:tblPr>
+      <w:tblGrid>
+        <w:gridCol w:w="1800"/>
+        <w:gridCol w:w="7560"/>
+      </w:tblGrid>
+      <w:tr>
+        <w:trPr>
+          <w:cantSplit/>
+          <w:tblHeader/>
+        </w:trPr>
+        <w:tc>
+          <w:tcPr>
+            <w:tcW w:w="1800" w:type="dxa"/>
+            <w:shd w:val="clear" w:color="auto" w:fill="F2F2F2"/>
+          </w:tcPr>
+          <w:p>
+            <w:pPr>
+              <w:keepNext/>
+              <w:spacing w:after="0"/>
+            </w:pPr>
+            <w:r>
+              <w:rPr>
+                <w:b/>
+                <w:sz w:val="18"/>
+                <w:szCs w:val="18"/>
+              </w:rPr>
+              <w:t xml:space="preserve">항목</w:t>
+            </w:r>
+          </w:p>
+        </w:tc>
+        <w:tc>
+          <w:tcPr>
+            <w:tcW w:w="7560" w:type="dxa"/>
+            <w:shd w:val="clear" w:color="auto" w:fill="F2F2F2"/>
+          </w:tcPr>
+          <w:p>
+            <w:pPr>
+              <w:keepNext/>
+              <w:spacing w:after="0"/>
+            </w:pPr>
+            <w:r>
+              <w:rPr>
+                <w:b/>
+                <w:sz w:val="18"/>
+                <w:szCs w:val="18"/>
+              </w:rPr>
+              <w:t xml:space="preserve">내용</w:t>
+            </w:r>
+          </w:p>
+        </w:tc>
+      </w:tr>
+      <w:tr>
+        <w:trPr>
+          <w:cantSplit/>
+        </w:trPr>
+        <w:tc>
+          <w:tcPr>
+            <w:tcW w:w="1800" w:type="dxa"/>
+          </w:tcPr>
+          <w:p>
+            <w:pPr>
+              <w:keepNext/>
+              <w:spacing w:after="0"/>
+            </w:pPr>
+            <w:r>
+              <w:rPr>
+                <w:sz w:val="18"/>
+                <w:szCs w:val="18"/>
+              </w:rPr>
+              <w:t xml:space="preserve">장치</w:t>
+            </w:r>
+          </w:p>
+        </w:tc>
+        <w:tc>
+          <w:tcPr>
+            <w:tcW w:w="7560" w:type="dxa"/>
+          </w:tcPr>
+          <w:p>
+            <w:pPr>
+              <w:keepNext/>
+              <w:spacing w:after="0"/>
+            </w:pPr>
+            <w:r>
+              <w:rPr>
+                <w:sz w:val="18"/>
+                <w:szCs w:val="18"/>
+              </w:rPr>
+              <w:t xml:space="preserve">팀 노트북(RTX 5060 Laptop GPU, 라이젠 7 250). 큰 모델(YOLO26m·l) 학습은 코랩 A100</w:t>
+            </w:r>
+          </w:p>
+        </w:tc>
+      </w:tr>
+      <w:tr>
+        <w:trPr>
+          <w:cantSplit/>
+        </w:trPr>
+        <w:tc>
+          <w:tcPr>
+            <w:tcW w:w="1800" w:type="dxa"/>
+          </w:tcPr>
+          <w:p>
+            <w:pPr>
+              <w:keepNext/>
+              <w:spacing w:after="0"/>
+            </w:pPr>
+            <w:r>
+              <w:rPr>
+                <w:sz w:val="18"/>
+                <w:szCs w:val="18"/>
+              </w:rPr>
+              <w:t xml:space="preserve">소프트웨어</w:t>
+            </w:r>
+          </w:p>
+        </w:tc>
+        <w:tc>
+          <w:tcPr>
+            <w:tcW w:w="7560" w:type="dxa"/>
+          </w:tcPr>
+          <w:p>
+            <w:pPr>
+              <w:keepNext/>
+              <w:spacing w:after="0"/>
+            </w:pPr>
+            <w:r>
+              <w:rPr>
+                <w:sz w:val="18"/>
+                <w:szCs w:val="18"/>
+              </w:rPr>
+              <w:t xml:space="preserve">Python, Ultralytics 8.4.176, PyTorch 2.11(CUDA 12.8), SAM 2.1 tiny, OpenCV</w:t>
+            </w:r>
+          </w:p>
+        </w:tc>
+      </w:tr>
+      <w:tr>
+        <w:trPr>
+          <w:cantSplit/>
+        </w:trPr>
+        <w:tc>
+          <w:tcPr>
+            <w:tcW w:w="1800" w:type="dxa"/>
+          </w:tcPr>
+          <w:p>
+            <w:pPr>
+              <w:keepNext/>
+              <w:spacing w:after="0"/>
+            </w:pPr>
+            <w:r>
+              <w:rPr>
+                <w:sz w:val="18"/>
+                <w:szCs w:val="18"/>
+              </w:rPr>
+              <w:t xml:space="preserve">입력 크기</w:t>
+            </w:r>
+          </w:p>
+        </w:tc>
+        <w:tc>
+          <w:tcPr>
+            <w:tcW w:w="7560" w:type="dxa"/>
+          </w:tcPr>
+          <w:p>
+            <w:pPr>
+              <w:keepNext/>
+              <w:spacing w:after="0"/>
+            </w:pPr>
+            <w:r>
+              <w:rPr>
+                <w:sz w:val="18"/>
+                <w:szCs w:val="18"/>
+              </w:rPr>
+              <w:t xml:space="preserve">960 (모든 실험 공통)</w:t>
+            </w:r>
+          </w:p>
+        </w:tc>
+      </w:tr>
+      <w:tr>
+        <w:trPr>
+          <w:cantSplit/>
+        </w:trPr>
+        <w:tc>
+          <w:tcPr>
+            <w:tcW w:w="1800" w:type="dxa"/>
+          </w:tcPr>
+          <w:p>
+            <w:pPr>
+              <w:keepNext/>
+              <w:spacing w:after="0"/>
+            </w:pPr>
+            <w:r>
+              <w:rPr>
+                <w:sz w:val="18"/>
+                <w:szCs w:val="18"/>
+              </w:rPr>
+              <w:t xml:space="preserve">시험 데이터</w:t>
+            </w:r>
+          </w:p>
+        </w:tc>
+        <w:tc>
+          <w:tcPr>
+            <w:tcW w:w="7560" w:type="dxa"/>
+          </w:tcPr>
+          <w:p>
+            <w:pPr>
+              <w:keepNext/>
+              <w:spacing w:after="0"/>
+            </w:pPr>
+            <w:r>
+              <w:rPr>
+                <w:sz w:val="18"/>
+                <w:szCs w:val="18"/>
+              </w:rPr>
+              <w:t xml:space="preserve">A: 천장 고정 카메라 영상 1차.mp4(22분, 960×540) 중 학습에 쓰지 않은 뒤 20% · B: 라즈베리파이 웹캠 영상(18초, 3명 공부 중, 36장) · 엎드린 사람: 1차.mp4 마지막 7초(84프레임)</w:t>
+            </w:r>
+          </w:p>
+        </w:tc>
+      </w:tr>
+      <w:tr>
+        <w:trPr>
+          <w:cantSplit/>
+        </w:trPr>
+        <w:tc>
+          <w:tcPr>
+            <w:tcW w:w="1800" w:type="dxa"/>
+          </w:tcPr>
+          <w:p>
+            <w:pPr>
+              <w:keepNext/>
+              <w:spacing w:after="0"/>
+            </w:pPr>
+            <w:r>
+              <w:rPr>
+                <w:sz w:val="18"/>
+                <w:szCs w:val="18"/>
+              </w:rPr>
+              <w:t xml:space="preserve">학습 데이터</w:t>
+            </w:r>
+          </w:p>
+        </w:tc>
+        <w:tc>
+          <w:tcPr>
+            <w:tcW w:w="7560" w:type="dxa"/>
+          </w:tcPr>
+          <w:p>
+            <w:pPr>
+              <w:keepNext/>
+              <w:spacing w:after="0"/>
+            </w:pPr>
+            <w:r>
+              <w:rPr>
+                <w:sz w:val="18"/>
+                <w:szCs w:val="18"/>
+              </w:rPr>
+              <w:t xml:space="preserve">727장. 학습 637장(휴대폰 촬영 144 + 1차.mp4 앞 80% 475 + 엎드린 사람 사진 18), 검증 90장(휴대폰 37 + 1차.mp4 53)</w:t>
+            </w:r>
+          </w:p>
+        </w:tc>
+      </w:tr>
+      <w:tr>
+        <w:trPr>
+          <w:cantSplit/>
+        </w:trPr>
+        <w:tc>
+          <w:tcPr>
+            <w:tcW w:w="1800" w:type="dxa"/>
+          </w:tcPr>
+          <w:p>
+            <w:pPr>
+              <w:spacing w:after="0"/>
+            </w:pPr>
+            <w:r>
+              <w:rPr>
+                <w:sz w:val="18"/>
+                <w:szCs w:val="18"/>
+              </w:rPr>
+              <w:t xml:space="preserve">기간</w:t>
+            </w:r>
+          </w:p>
+        </w:tc>
+        <w:tc>
+          <w:tcPr>
+            <w:tcW w:w="7560" w:type="dxa"/>
+          </w:tcPr>
+          <w:p>
+            <w:pPr>
+              <w:spacing w:after="0"/>
+            </w:pPr>
+            <w:r>
+              <w:rPr>
+                <w:sz w:val="18"/>
+                <w:szCs w:val="18"/>
+              </w:rPr>
+              <w:t xml:space="preserve">2026-10-18 ~ 10-21</w:t>
+            </w:r>
+          </w:p>
+        </w:tc>
+      </w:tr>
+    </w:tbl>
+    <w:p>
+      <w:pPr>
+        <w:pStyle w:val="Heading3"/>
+        <w:keepNext/>
+      </w:pPr>
+      <w:r>
+        <w:t xml:space="preserve">3. 사전학습 모델 비교 (RQ1)</w:t>
+      </w:r>
+    </w:p>
+    <w:p>
+      <w:pPr/>
+      <w:r>
+        <w:t xml:space="preserve">1주차에는 공용 테이블이 0.63~0.71로 잡혀 사전학습 모델로 충분하다고 봤다. 그런데 실제 룸 천장에 고정한 카메라 영상에서는 사전학습 YOLO가 우리 테이블을 거의 찾지 못했다(YOLO26s 2%). 책상을 식탁(dining table)으로만 배워, 높은 곳에서 내려다본 흰 테이블은 모르는 것이었다. 테이블을 못 찾으면 감지 범위를 만들 수 없다.</w:t>
+      </w:r>
+    </w:p>
+    <w:p>
+      <w:pPr/>
+      <w:r>
+        <w:t xml:space="preserve">더 큰 모델이면 잡을지 보려고, 라즈베리파이 웹캠 영상에서 0.5초마다 뽑은 36장으로 크기별 11종(v8·11·12·26)과 구조가 다른 5종(v5u, v9, v10, RT-DETR, YOLO-World)을 같은 조건(입력 960, 기준 0.25)으로 돌렸다. 장면에 실제로 있는 개수(사람 3, 노트북 3, 휴대폰 2, 마우스 1, 가방 1, 테이블 1)를 직접 세어 정답으로 쓰고, 엎드린 사람은 1차.mp4 마지막 7초(84프레임)를 기준 0.35로 따로 채점했다.</w:t>
+      </w:r>
+    </w:p>
+    <w:p>
+      <w:pPr>
+        <w:keepNext/>
+        <w:spacing w:before="60" w:after="120"/>
+      </w:pPr>
+      <w:r>
+        <w:rPr>
+          <w:b/>
+          <w:color w:val="333333"/>
+          <w:sz w:val="18"/>
+          <w:szCs w:val="18"/>
+        </w:rPr>
+        <w:t xml:space="preserve">표 3. </w:t>
+      </w:r>
+      <w:r>
+        <w:rPr>
+          <w:color w:val="52514E"/>
+          <w:sz w:val="18"/>
+          <w:szCs w:val="18"/>
+        </w:rPr>
+        <w:t xml:space="preserve">사전학습 16종 중 대표 8종 (웹캠 36장, 엎드린 사람 84프레임)</w:t>
+      </w:r>
+    </w:p>
+    <w:tbl>
+      <w:tblPr>
+        <w:tblStyle w:val="TableGrid"/>
+        <w:tblW w:w="0" w:type="auto"/>
+        <w:tblLayout w:type="fixed"/>
+        <w:tblLook w:val="04A0" w:firstRow="1" w:lastRow="0" w:firstColumn="0" w:lastColumn="0" w:noHBand="0" w:noVBand="1"/>
+      </w:tblPr>
+      <w:tblGrid>
+        <w:gridCol w:w="1900"/>
+        <w:gridCol w:w="1500"/>
+        <w:gridCol w:w="1500"/>
+        <w:gridCol w:w="1700"/>
+        <w:gridCol w:w="1300"/>
+        <w:gridCol w:w="1460"/>
+      </w:tblGrid>
+      <w:tr>
+        <w:trPr>
+          <w:cantSplit/>
+          <w:tblHeader/>
+        </w:trPr>
+        <w:tc>
+          <w:tcPr>
+            <w:tcW w:w="1900" w:type="dxa"/>
+            <w:shd w:val="clear" w:color="auto" w:fill="F2F2F2"/>
+          </w:tcPr>
+          <w:p>
+            <w:pPr>
+              <w:keepNext/>
+              <w:spacing w:after="0"/>
+            </w:pPr>
+            <w:r>
+              <w:rPr>
+                <w:b/>
+                <w:sz w:val="18"/>
+                <w:szCs w:val="18"/>
+              </w:rPr>
+              <w:t xml:space="preserve">모델</w:t>
+            </w:r>
+          </w:p>
+        </w:tc>
+        <w:tc>
+          <w:tcPr>
+            <w:tcW w:w="1500" w:type="dxa"/>
+            <w:shd w:val="clear" w:color="auto" w:fill="F2F2F2"/>
+          </w:tcPr>
+          <w:p>
+            <w:pPr>
+              <w:keepNext/>
+              <w:spacing w:after="0"/>
+            </w:pPr>
+            <w:r>
+              <w:rPr>
+                <w:b/>
+                <w:sz w:val="18"/>
+                <w:szCs w:val="18"/>
+              </w:rPr>
+              <w:t xml:space="preserve">물건 5종</w:t>
+            </w:r>
+          </w:p>
+        </w:tc>
+        <w:tc>
+          <w:tcPr>
+            <w:tcW w:w="1500" w:type="dxa"/>
+            <w:shd w:val="clear" w:color="auto" w:fill="F2F2F2"/>
+          </w:tcPr>
+          <w:p>
+            <w:pPr>
+              <w:keepNext/>
+              <w:spacing w:after="0"/>
+            </w:pPr>
+            <w:r>
+              <w:rPr>
+                <w:b/>
+                <w:sz w:val="18"/>
+                <w:szCs w:val="18"/>
+              </w:rPr>
+              <w:t xml:space="preserve">테이블</w:t>
+            </w:r>
+          </w:p>
+        </w:tc>
+        <w:tc>
+          <w:tcPr>
+            <w:tcW w:w="1700" w:type="dxa"/>
+            <w:shd w:val="clear" w:color="auto" w:fill="F2F2F2"/>
+          </w:tcPr>
+          <w:p>
+            <w:pPr>
+              <w:keepNext/>
+              <w:spacing w:after="0"/>
+            </w:pPr>
+            <w:r>
+              <w:rPr>
+                <w:b/>
+                <w:sz w:val="18"/>
+                <w:szCs w:val="18"/>
+              </w:rPr>
+              <w:t xml:space="preserve">엎드린 사람</w:t>
+            </w:r>
+          </w:p>
+        </w:tc>
+        <w:tc>
+          <w:tcPr>
+            <w:tcW w:w="1300" w:type="dxa"/>
+            <w:shd w:val="clear" w:color="auto" w:fill="F2F2F2"/>
+          </w:tcPr>
+          <w:p>
+            <w:pPr>
+              <w:keepNext/>
+              <w:spacing w:after="0"/>
+            </w:pPr>
+            <w:r>
+              <w:rPr>
+                <w:b/>
+                <w:sz w:val="18"/>
+                <w:szCs w:val="18"/>
+              </w:rPr>
+              <w:t xml:space="preserve">파라미터</w:t>
+            </w:r>
+          </w:p>
+        </w:tc>
+        <w:tc>
+          <w:tcPr>
+            <w:tcW w:w="1460" w:type="dxa"/>
+            <w:shd w:val="clear" w:color="auto" w:fill="F2F2F2"/>
+          </w:tcPr>
+          <w:p>
+            <w:pPr>
+              <w:keepNext/>
+              <w:spacing w:after="0"/>
+            </w:pPr>
+            <w:r>
+              <w:rPr>
+                <w:b/>
+                <w:sz w:val="18"/>
+                <w:szCs w:val="18"/>
+              </w:rPr>
+              <w:t xml:space="preserve">CPU 1장</w:t>
+            </w:r>
+          </w:p>
+        </w:tc>
+      </w:tr>
+      <w:tr>
+        <w:trPr>
+          <w:cantSplit/>
+        </w:trPr>
+        <w:tc>
+          <w:tcPr>
+            <w:tcW w:w="1900" w:type="dxa"/>
+          </w:tcPr>
+          <w:p>
+            <w:pPr>
+              <w:keepNext/>
+              <w:spacing w:after="0"/>
+            </w:pPr>
+            <w:r>
+              <w:rPr>
+                <w:sz w:val="18"/>
+                <w:szCs w:val="18"/>
+              </w:rPr>
+              <w:t xml:space="preserve">yolov8n</w:t>
+            </w:r>
+          </w:p>
+        </w:tc>
+        <w:tc>
+          <w:tcPr>
+            <w:tcW w:w="1500" w:type="dxa"/>
+          </w:tcPr>
+          <w:p>
+            <w:pPr>
+              <w:keepNext/>
+              <w:spacing w:after="0"/>
+            </w:pPr>
+            <w:r>
+              <w:rPr>
+                <w:sz w:val="18"/>
+                <w:szCs w:val="18"/>
+              </w:rPr>
+              <w:t xml:space="preserve">62%</w:t>
+            </w:r>
+          </w:p>
+        </w:tc>
+        <w:tc>
+          <w:tcPr>
+            <w:tcW w:w="1500" w:type="dxa"/>
+          </w:tcPr>
+          <w:p>
+            <w:pPr>
+              <w:keepNext/>
+              <w:spacing w:after="0"/>
+            </w:pPr>
+            <w:r>
+              <w:rPr>
+                <w:sz w:val="18"/>
+                <w:szCs w:val="18"/>
+              </w:rPr>
+              <w:t xml:space="preserve">8%</w:t>
+            </w:r>
+          </w:p>
+        </w:tc>
+        <w:tc>
+          <w:tcPr>
+            <w:tcW w:w="1700" w:type="dxa"/>
+          </w:tcPr>
+          <w:p>
+            <w:pPr>
+              <w:keepNext/>
+              <w:spacing w:after="0"/>
+            </w:pPr>
+            <w:r>
+              <w:rPr>
+                <w:sz w:val="18"/>
+                <w:szCs w:val="18"/>
+              </w:rPr>
+              <w:t xml:space="preserve">56.0%</w:t>
+            </w:r>
+          </w:p>
+        </w:tc>
+        <w:tc>
+          <w:tcPr>
+            <w:tcW w:w="1300" w:type="dxa"/>
+          </w:tcPr>
+          <w:p>
+            <w:pPr>
+              <w:keepNext/>
+              <w:spacing w:after="0"/>
+            </w:pPr>
+            <w:r>
+              <w:rPr>
+                <w:sz w:val="18"/>
+                <w:szCs w:val="18"/>
+              </w:rPr>
+              <w:t xml:space="preserve">3.2M</w:t>
+            </w:r>
+          </w:p>
+        </w:tc>
+        <w:tc>
+          <w:tcPr>
+            <w:tcW w:w="1460" w:type="dxa"/>
+          </w:tcPr>
+          <w:p>
+            <w:pPr>
+              <w:keepNext/>
+              <w:spacing w:after="0"/>
+            </w:pPr>
+            <w:r>
+              <w:rPr>
+                <w:sz w:val="18"/>
+                <w:szCs w:val="18"/>
+              </w:rPr>
+              <w:t xml:space="preserve">67ms</w:t>
+            </w:r>
+          </w:p>
+        </w:tc>
+      </w:tr>
+      <w:tr>
+        <w:trPr>
+          <w:cantSplit/>
+        </w:trPr>
+        <w:tc>
+          <w:tcPr>
+            <w:tcW w:w="1900" w:type="dxa"/>
+          </w:tcPr>
+          <w:p>
+            <w:pPr>
+              <w:keepNext/>
+              <w:spacing w:after="0"/>
+            </w:pPr>
+            <w:r>
+              <w:rPr>
+                <w:sz w:val="18"/>
+                <w:szCs w:val="18"/>
+              </w:rPr>
+              <w:t xml:space="preserve">yolo11s</w:t>
+            </w:r>
+          </w:p>
+        </w:tc>
+        <w:tc>
+          <w:tcPr>
+            <w:tcW w:w="1500" w:type="dxa"/>
+          </w:tcPr>
+          <w:p>
+            <w:pPr>
+              <w:keepNext/>
+              <w:spacing w:after="0"/>
+            </w:pPr>
+            <w:r>
+              <w:rPr>
+                <w:sz w:val="18"/>
+                <w:szCs w:val="18"/>
+              </w:rPr>
+              <w:t xml:space="preserve">72%</w:t>
+            </w:r>
+          </w:p>
+        </w:tc>
+        <w:tc>
+          <w:tcPr>
+            <w:tcW w:w="1500" w:type="dxa"/>
+          </w:tcPr>
+          <w:p>
+            <w:pPr>
+              <w:keepNext/>
+              <w:spacing w:after="0"/>
+            </w:pPr>
+            <w:r>
+              <w:rPr>
+                <w:sz w:val="18"/>
+                <w:szCs w:val="18"/>
+              </w:rPr>
+              <w:t xml:space="preserve">0%</w:t>
+            </w:r>
+          </w:p>
+        </w:tc>
+        <w:tc>
+          <w:tcPr>
+            <w:tcW w:w="1700" w:type="dxa"/>
+          </w:tcPr>
+          <w:p>
+            <w:pPr>
+              <w:keepNext/>
+              <w:spacing w:after="0"/>
+            </w:pPr>
+            <w:r>
+              <w:rPr>
+                <w:sz w:val="18"/>
+                <w:szCs w:val="18"/>
+              </w:rPr>
+              <w:t xml:space="preserve">6.0%</w:t>
+            </w:r>
+          </w:p>
+        </w:tc>
+        <w:tc>
+          <w:tcPr>
+            <w:tcW w:w="1300" w:type="dxa"/>
+          </w:tcPr>
+          <w:p>
+            <w:pPr>
+              <w:keepNext/>
+              <w:spacing w:after="0"/>
+            </w:pPr>
+            <w:r>
+              <w:rPr>
+                <w:sz w:val="18"/>
+                <w:szCs w:val="18"/>
+              </w:rPr>
+              <w:t xml:space="preserve">9.5M</w:t>
+            </w:r>
+          </w:p>
+        </w:tc>
+        <w:tc>
+          <w:tcPr>
+            <w:tcW w:w="1460" w:type="dxa"/>
+          </w:tcPr>
+          <w:p>
+            <w:pPr>
+              <w:keepNext/>
+              <w:spacing w:after="0"/>
+            </w:pPr>
+            <w:r>
+              <w:rPr>
+                <w:sz w:val="18"/>
+                <w:szCs w:val="18"/>
+              </w:rPr>
+              <w:t xml:space="preserve">142ms</w:t>
+            </w:r>
+          </w:p>
+        </w:tc>
+      </w:tr>
+      <w:tr>
+        <w:trPr>
+          <w:cantSplit/>
+        </w:trPr>
+        <w:tc>
+          <w:tcPr>
+            <w:tcW w:w="1900" w:type="dxa"/>
+          </w:tcPr>
+          <w:p>
+            <w:pPr>
+              <w:keepNext/>
+              <w:spacing w:after="0"/>
+            </w:pPr>
+            <w:r>
+              <w:rPr>
+                <w:sz w:val="18"/>
+                <w:szCs w:val="18"/>
+              </w:rPr>
+              <w:t xml:space="preserve">yolo11l</w:t>
+            </w:r>
+          </w:p>
+        </w:tc>
+        <w:tc>
+          <w:tcPr>
+            <w:tcW w:w="1500" w:type="dxa"/>
+          </w:tcPr>
+          <w:p>
+            <w:pPr>
+              <w:keepNext/>
+              <w:spacing w:after="0"/>
+            </w:pPr>
+            <w:r>
+              <w:rPr>
+                <w:sz w:val="18"/>
+                <w:szCs w:val="18"/>
+              </w:rPr>
+              <w:t xml:space="preserve">100%</w:t>
+            </w:r>
+          </w:p>
+        </w:tc>
+        <w:tc>
+          <w:tcPr>
+            <w:tcW w:w="1500" w:type="dxa"/>
+          </w:tcPr>
+          <w:p>
+            <w:pPr>
+              <w:keepNext/>
+              <w:spacing w:after="0"/>
+            </w:pPr>
+            <w:r>
+              <w:rPr>
+                <w:sz w:val="18"/>
+                <w:szCs w:val="18"/>
+              </w:rPr>
+              <w:t xml:space="preserve">100%</w:t>
+            </w:r>
+          </w:p>
+        </w:tc>
+        <w:tc>
+          <w:tcPr>
+            <w:tcW w:w="1700" w:type="dxa"/>
+          </w:tcPr>
+          <w:p>
+            <w:pPr>
+              <w:keepNext/>
+              <w:spacing w:after="0"/>
+            </w:pPr>
+            <w:r>
+              <w:rPr>
+                <w:sz w:val="18"/>
+                <w:szCs w:val="18"/>
+              </w:rPr>
+              <w:t xml:space="preserve">31.0%</w:t>
+            </w:r>
+          </w:p>
+        </w:tc>
+        <w:tc>
+          <w:tcPr>
+            <w:tcW w:w="1300" w:type="dxa"/>
+          </w:tcPr>
+          <w:p>
+            <w:pPr>
+              <w:keepNext/>
+              <w:spacing w:after="0"/>
+            </w:pPr>
+            <w:r>
+              <w:rPr>
+                <w:sz w:val="18"/>
+                <w:szCs w:val="18"/>
+              </w:rPr>
+              <w:t xml:space="preserve">25.4M</w:t>
+            </w:r>
+          </w:p>
+        </w:tc>
+        <w:tc>
+          <w:tcPr>
+            <w:tcW w:w="1460" w:type="dxa"/>
+          </w:tcPr>
+          <w:p>
+            <w:pPr>
+              <w:keepNext/>
+              <w:spacing w:after="0"/>
+            </w:pPr>
+            <w:r>
+              <w:rPr>
+                <w:sz w:val="18"/>
+                <w:szCs w:val="18"/>
+              </w:rPr>
+              <w:t xml:space="preserve">493ms</w:t>
+            </w:r>
+          </w:p>
+        </w:tc>
+      </w:tr>
+      <w:tr>
+        <w:trPr>
+          <w:cantSplit/>
+        </w:trPr>
+        <w:tc>
+          <w:tcPr>
+            <w:tcW w:w="1900" w:type="dxa"/>
+          </w:tcPr>
+          <w:p>
+            <w:pPr>
+              <w:keepNext/>
+              <w:spacing w:after="0"/>
+            </w:pPr>
+            <w:r>
+              <w:rPr>
+                <w:sz w:val="18"/>
+                <w:szCs w:val="18"/>
+              </w:rPr>
+              <w:t xml:space="preserve">yolov9s</w:t>
+            </w:r>
+          </w:p>
+        </w:tc>
+        <w:tc>
+          <w:tcPr>
+            <w:tcW w:w="1500" w:type="dxa"/>
+          </w:tcPr>
+          <w:p>
+            <w:pPr>
+              <w:keepNext/>
+              <w:spacing w:after="0"/>
+            </w:pPr>
+            <w:r>
+              <w:rPr>
+                <w:sz w:val="18"/>
+                <w:szCs w:val="18"/>
+              </w:rPr>
+              <w:t xml:space="preserve">85%</w:t>
+            </w:r>
+          </w:p>
+        </w:tc>
+        <w:tc>
+          <w:tcPr>
+            <w:tcW w:w="1500" w:type="dxa"/>
+          </w:tcPr>
+          <w:p>
+            <w:pPr>
+              <w:keepNext/>
+              <w:spacing w:after="0"/>
+            </w:pPr>
+            <w:r>
+              <w:rPr>
+                <w:sz w:val="18"/>
+                <w:szCs w:val="18"/>
+              </w:rPr>
+              <w:t xml:space="preserve">92%</w:t>
+            </w:r>
+          </w:p>
+        </w:tc>
+        <w:tc>
+          <w:tcPr>
+            <w:tcW w:w="1700" w:type="dxa"/>
+          </w:tcPr>
+          <w:p>
+            <w:pPr>
+              <w:keepNext/>
+              <w:spacing w:after="0"/>
+            </w:pPr>
+            <w:r>
+              <w:rPr>
+                <w:sz w:val="18"/>
+                <w:szCs w:val="18"/>
+              </w:rPr>
+              <w:t xml:space="preserve">2.4%</w:t>
+            </w:r>
+          </w:p>
+        </w:tc>
+        <w:tc>
+          <w:tcPr>
+            <w:tcW w:w="1300" w:type="dxa"/>
+          </w:tcPr>
+          <w:p>
+            <w:pPr>
+              <w:keepNext/>
+              <w:spacing w:after="0"/>
+            </w:pPr>
+            <w:r>
+              <w:rPr>
+                <w:sz w:val="18"/>
+                <w:szCs w:val="18"/>
+              </w:rPr>
+              <w:t xml:space="preserve">7.3M</w:t>
+            </w:r>
+          </w:p>
+        </w:tc>
+        <w:tc>
+          <w:tcPr>
+            <w:tcW w:w="1460" w:type="dxa"/>
+          </w:tcPr>
+          <w:p>
+            <w:pPr>
+              <w:keepNext/>
+              <w:spacing w:after="0"/>
+            </w:pPr>
+            <w:r>
+              <w:rPr>
+                <w:sz w:val="18"/>
+                <w:szCs w:val="18"/>
+              </w:rPr>
+              <w:t xml:space="preserve">181ms</w:t>
+            </w:r>
+          </w:p>
+        </w:tc>
+      </w:tr>
+      <w:tr>
+        <w:trPr>
+          <w:cantSplit/>
+        </w:trPr>
+        <w:tc>
+          <w:tcPr>
+            <w:tcW w:w="1900" w:type="dxa"/>
+          </w:tcPr>
+          <w:p>
+            <w:pPr>
+              <w:keepNext/>
+              <w:spacing w:after="0"/>
+            </w:pPr>
+            <w:r>
+              <w:rPr>
+                <w:sz w:val="18"/>
+                <w:szCs w:val="18"/>
+              </w:rPr>
+              <w:t xml:space="preserve">yolov10s</w:t>
+            </w:r>
+          </w:p>
+        </w:tc>
+        <w:tc>
+          <w:tcPr>
+            <w:tcW w:w="1500" w:type="dxa"/>
+          </w:tcPr>
+          <w:p>
+            <w:pPr>
+              <w:keepNext/>
+              <w:spacing w:after="0"/>
+            </w:pPr>
+            <w:r>
+              <w:rPr>
+                <w:sz w:val="18"/>
+                <w:szCs w:val="18"/>
+              </w:rPr>
+              <w:t xml:space="preserve">100%</w:t>
+            </w:r>
+          </w:p>
+        </w:tc>
+        <w:tc>
+          <w:tcPr>
+            <w:tcW w:w="1500" w:type="dxa"/>
+          </w:tcPr>
+          <w:p>
+            <w:pPr>
+              <w:keepNext/>
+              <w:spacing w:after="0"/>
+            </w:pPr>
+            <w:r>
+              <w:rPr>
+                <w:sz w:val="18"/>
+                <w:szCs w:val="18"/>
+              </w:rPr>
+              <w:t xml:space="preserve">8%</w:t>
+            </w:r>
+          </w:p>
+        </w:tc>
+        <w:tc>
+          <w:tcPr>
+            <w:tcW w:w="1700" w:type="dxa"/>
+          </w:tcPr>
+          <w:p>
+            <w:pPr>
+              <w:keepNext/>
+              <w:spacing w:after="0"/>
+            </w:pPr>
+            <w:r>
+              <w:rPr>
+                <w:sz w:val="18"/>
+                <w:szCs w:val="18"/>
+              </w:rPr>
+              <w:t xml:space="preserve">97.6%</w:t>
+            </w:r>
+          </w:p>
+        </w:tc>
+        <w:tc>
+          <w:tcPr>
+            <w:tcW w:w="1300" w:type="dxa"/>
+          </w:tcPr>
+          <w:p>
+            <w:pPr>
+              <w:keepNext/>
+              <w:spacing w:after="0"/>
+            </w:pPr>
+            <w:r>
+              <w:rPr>
+                <w:sz w:val="18"/>
+                <w:szCs w:val="18"/>
+              </w:rPr>
+              <w:t xml:space="preserve">8.1M</w:t>
+            </w:r>
+          </w:p>
+        </w:tc>
+        <w:tc>
+          <w:tcPr>
+            <w:tcW w:w="1460" w:type="dxa"/>
+          </w:tcPr>
+          <w:p>
+            <w:pPr>
+              <w:keepNext/>
+              <w:spacing w:after="0"/>
+            </w:pPr>
+            <w:r>
+              <w:rPr>
+                <w:sz w:val="18"/>
+                <w:szCs w:val="18"/>
+              </w:rPr>
+              <w:t xml:space="preserve">131ms</w:t>
+            </w:r>
+          </w:p>
+        </w:tc>
+      </w:tr>
+      <w:tr>
+        <w:trPr>
+          <w:cantSplit/>
+        </w:trPr>
+        <w:tc>
+          <w:tcPr>
+            <w:tcW w:w="1900" w:type="dxa"/>
+          </w:tcPr>
+          <w:p>
+            <w:pPr>
+              <w:keepNext/>
+              <w:spacing w:after="0"/>
+            </w:pPr>
+            <w:r>
+              <w:rPr>
+                <w:sz w:val="18"/>
+                <w:szCs w:val="18"/>
+              </w:rPr>
+              <w:t xml:space="preserve">yolo26n</w:t>
+            </w:r>
+          </w:p>
+        </w:tc>
+        <w:tc>
+          <w:tcPr>
+            <w:tcW w:w="1500" w:type="dxa"/>
+          </w:tcPr>
+          <w:p>
+            <w:pPr>
+              <w:keepNext/>
+              <w:spacing w:after="0"/>
+            </w:pPr>
+            <w:r>
+              <w:rPr>
+                <w:sz w:val="18"/>
+                <w:szCs w:val="18"/>
+              </w:rPr>
+              <w:t xml:space="preserve">63%</w:t>
+            </w:r>
+          </w:p>
+        </w:tc>
+        <w:tc>
+          <w:tcPr>
+            <w:tcW w:w="1500" w:type="dxa"/>
+          </w:tcPr>
+          <w:p>
+            <w:pPr>
+              <w:keepNext/>
+              <w:spacing w:after="0"/>
+            </w:pPr>
+            <w:r>
+              <w:rPr>
+                <w:sz w:val="18"/>
+                <w:szCs w:val="18"/>
+              </w:rPr>
+              <w:t xml:space="preserve">3%</w:t>
+            </w:r>
+          </w:p>
+        </w:tc>
+        <w:tc>
+          <w:tcPr>
+            <w:tcW w:w="1700" w:type="dxa"/>
+          </w:tcPr>
+          <w:p>
+            <w:pPr>
+              <w:keepNext/>
+              <w:spacing w:after="0"/>
+            </w:pPr>
+            <w:r>
+              <w:rPr>
+                <w:sz w:val="18"/>
+                <w:szCs w:val="18"/>
+              </w:rPr>
+              <w:t xml:space="preserve">65.5%</w:t>
+            </w:r>
+          </w:p>
+        </w:tc>
+        <w:tc>
+          <w:tcPr>
+            <w:tcW w:w="1300" w:type="dxa"/>
+          </w:tcPr>
+          <w:p>
+            <w:pPr>
+              <w:keepNext/>
+              <w:spacing w:after="0"/>
+            </w:pPr>
+            <w:r>
+              <w:rPr>
+                <w:sz w:val="18"/>
+                <w:szCs w:val="18"/>
+              </w:rPr>
+              <w:t xml:space="preserve">2.6M</w:t>
+            </w:r>
+          </w:p>
+        </w:tc>
+        <w:tc>
+          <w:tcPr>
+            <w:tcW w:w="1460" w:type="dxa"/>
+          </w:tcPr>
+          <w:p>
+            <w:pPr>
+              <w:keepNext/>
+              <w:spacing w:after="0"/>
+            </w:pPr>
+            <w:r>
+              <w:rPr>
+                <w:sz w:val="18"/>
+                <w:szCs w:val="18"/>
+              </w:rPr>
+              <w:t xml:space="preserve">69ms</w:t>
+            </w:r>
+          </w:p>
+        </w:tc>
+      </w:tr>
+      <w:tr>
+        <w:trPr>
+          <w:cantSplit/>
+        </w:trPr>
+        <w:tc>
+          <w:tcPr>
+            <w:tcW w:w="1900" w:type="dxa"/>
+          </w:tcPr>
+          <w:p>
+            <w:pPr>
+              <w:keepNext/>
+              <w:spacing w:after="0"/>
+            </w:pPr>
+            <w:r>
+              <w:rPr>
+                <w:sz w:val="18"/>
+                <w:szCs w:val="18"/>
+              </w:rPr>
+              <w:t xml:space="preserve">yolo26s</w:t>
+            </w:r>
+          </w:p>
+        </w:tc>
+        <w:tc>
+          <w:tcPr>
+            <w:tcW w:w="1500" w:type="dxa"/>
+          </w:tcPr>
+          <w:p>
+            <w:pPr>
+              <w:keepNext/>
+              <w:spacing w:after="0"/>
+            </w:pPr>
+            <w:r>
+              <w:rPr>
+                <w:sz w:val="18"/>
+                <w:szCs w:val="18"/>
+              </w:rPr>
+              <w:t xml:space="preserve">96%</w:t>
+            </w:r>
+          </w:p>
+        </w:tc>
+        <w:tc>
+          <w:tcPr>
+            <w:tcW w:w="1500" w:type="dxa"/>
+          </w:tcPr>
+          <w:p>
+            <w:pPr>
+              <w:keepNext/>
+              <w:spacing w:after="0"/>
+            </w:pPr>
+            <w:r>
+              <w:rPr>
+                <w:sz w:val="18"/>
+                <w:szCs w:val="18"/>
+              </w:rPr>
+              <w:t xml:space="preserve">0%</w:t>
+            </w:r>
+          </w:p>
+        </w:tc>
+        <w:tc>
+          <w:tcPr>
+            <w:tcW w:w="1700" w:type="dxa"/>
+          </w:tcPr>
+          <w:p>
+            <w:pPr>
+              <w:keepNext/>
+              <w:spacing w:after="0"/>
+            </w:pPr>
+            <w:r>
+              <w:rPr>
+                <w:sz w:val="18"/>
+                <w:szCs w:val="18"/>
+              </w:rPr>
+              <w:t xml:space="preserve">92.9%</w:t>
+            </w:r>
+          </w:p>
+        </w:tc>
+        <w:tc>
+          <w:tcPr>
+            <w:tcW w:w="1300" w:type="dxa"/>
+          </w:tcPr>
+          <w:p>
+            <w:pPr>
+              <w:keepNext/>
+              <w:spacing w:after="0"/>
+            </w:pPr>
+            <w:r>
+              <w:rPr>
+                <w:sz w:val="18"/>
+                <w:szCs w:val="18"/>
+              </w:rPr>
+              <w:t xml:space="preserve">10.0M</w:t>
+            </w:r>
+          </w:p>
+        </w:tc>
+        <w:tc>
+          <w:tcPr>
+            <w:tcW w:w="1460" w:type="dxa"/>
+          </w:tcPr>
+          <w:p>
+            <w:pPr>
+              <w:keepNext/>
+              <w:spacing w:after="0"/>
+            </w:pPr>
+            <w:r>
+              <w:rPr>
+                <w:sz w:val="18"/>
+                <w:szCs w:val="18"/>
+              </w:rPr>
+              <w:t xml:space="preserve">155ms</w:t>
+            </w:r>
+          </w:p>
+        </w:tc>
+      </w:tr>
+      <w:tr>
+        <w:trPr>
+          <w:cantSplit/>
+        </w:trPr>
+        <w:tc>
+          <w:tcPr>
+            <w:tcW w:w="1900" w:type="dxa"/>
+          </w:tcPr>
+          <w:p>
+            <w:pPr>
+              <w:spacing w:after="0"/>
+            </w:pPr>
+            <w:r>
+              <w:rPr>
+                <w:sz w:val="18"/>
+                <w:szCs w:val="18"/>
+              </w:rPr>
+              <w:t xml:space="preserve">rtdetr-l</w:t>
+            </w:r>
+          </w:p>
+        </w:tc>
+        <w:tc>
+          <w:tcPr>
+            <w:tcW w:w="1500" w:type="dxa"/>
+          </w:tcPr>
+          <w:p>
+            <w:pPr>
+              <w:spacing w:after="0"/>
+            </w:pPr>
+            <w:r>
+              <w:rPr>
+                <w:sz w:val="18"/>
+                <w:szCs w:val="18"/>
+              </w:rPr>
+              <w:t xml:space="preserve">100%</w:t>
+            </w:r>
+          </w:p>
+        </w:tc>
+        <w:tc>
+          <w:tcPr>
+            <w:tcW w:w="1500" w:type="dxa"/>
+          </w:tcPr>
+          <w:p>
+            <w:pPr>
+              <w:spacing w:after="0"/>
+            </w:pPr>
+            <w:r>
+              <w:rPr>
+                <w:sz w:val="18"/>
+                <w:szCs w:val="18"/>
+              </w:rPr>
+              <w:t xml:space="preserve">72%</w:t>
+            </w:r>
+          </w:p>
+        </w:tc>
+        <w:tc>
+          <w:tcPr>
+            <w:tcW w:w="1700" w:type="dxa"/>
+          </w:tcPr>
+          <w:p>
+            <w:pPr>
+              <w:spacing w:after="0"/>
+            </w:pPr>
+            <w:r>
+              <w:rPr>
+                <w:sz w:val="18"/>
+                <w:szCs w:val="18"/>
+              </w:rPr>
+              <w:t xml:space="preserve">91.7%</w:t>
+            </w:r>
+          </w:p>
+        </w:tc>
+        <w:tc>
+          <w:tcPr>
+            <w:tcW w:w="1300" w:type="dxa"/>
+          </w:tcPr>
+          <w:p>
+            <w:pPr>
+              <w:spacing w:after="0"/>
+            </w:pPr>
+            <w:r>
+              <w:rPr>
+                <w:sz w:val="18"/>
+                <w:szCs w:val="18"/>
+              </w:rPr>
+              <w:t xml:space="preserve">33.0M</w:t>
+            </w:r>
+          </w:p>
+        </w:tc>
+        <w:tc>
+          <w:tcPr>
+            <w:tcW w:w="1460" w:type="dxa"/>
+          </w:tcPr>
+          <w:p>
+            <w:pPr>
+              <w:spacing w:after="0"/>
+            </w:pPr>
+            <w:r>
+              <w:rPr>
+                <w:sz w:val="18"/>
+                <w:szCs w:val="18"/>
+              </w:rPr>
+              <w:t xml:space="preserve">1,055ms</w:t>
+            </w:r>
+          </w:p>
+        </w:tc>
+      </w:tr>
+    </w:tbl>
+    <w:p>
+      <w:pPr/>
+      <w:r>
+        <w:t xml:space="preserve">사람은 모든 모델이 잘 잡았지만, 테이블과 엎드린 사람을 둘 다 잡는 모델은 없었다. 테이블을 잡는 yolo11l은 엎드린 사람이 31%, 엎드린 사람을 잡는 yolov10s는 테이블이 8%였다. 모델 크기가 아니라 데이터의 문제라고 보고, 사전학습 모델 중에서 고르는 대신 우리 룸 영상으로 파인튜닝하기로 했다.</w:t>
+      </w:r>
+    </w:p>
+    <w:p>
+      <w:pPr>
+        <w:pStyle w:val="Heading3"/>
+        <w:keepNext/>
+      </w:pPr>
+      <w:r>
+        <w:t xml:space="preserve">4. 학습 데이터와 파인튜닝 (RQ1)</w:t>
+      </w:r>
+    </w:p>
+    <w:p>
+      <w:pPr/>
+      <w:r>
+        <w:t xml:space="preserve">테이블 라벨은 테이블을 잘 잡던 4개 모델(yolo11l, yolo11m, yolov9s, rtdetr-l)의 박스 중 가장 확실한 것을 후보로 쓰고, 휴대폰 영상 181장은 전부 눈으로 검수했다. 옆 룸의 작은 테이블을 잡은 3장은 본 테이블로 바꾸고, 테이블 절반만 잡은 1장은 손으로 다시 그렸으며, 의자까지 포함해 너무 커진 4장은 되돌렸다. 사람·물건 라벨은 엎드린 사람을 가장 잘 잡은 yolov10s로 자동 라벨링했다. 클래스 번호는 COCO 그대로(0=사람, 60=테이블) 둬서 기존 코드에 모델 파일만 바꿔 끼우면 되게 했고, 1차.mp4 뒤 20%와 웹캠 영상은 학습에 넣지 않고 시험에만 썼다.</w:t>
+      </w:r>
+    </w:p>
+    <w:p>
+      <w:pPr>
+        <w:keepNext/>
+        <w:spacing w:before="60" w:after="120"/>
+      </w:pPr>
+      <w:r>
+        <w:rPr>
+          <w:b/>
+          <w:color w:val="333333"/>
+          <w:sz w:val="18"/>
+          <w:szCs w:val="18"/>
+        </w:rPr>
+        <w:t xml:space="preserve">표 4. </w:t>
+      </w:r>
+      <w:r>
+        <w:rPr>
+          <w:color w:val="52514E"/>
+          <w:sz w:val="18"/>
+          <w:szCs w:val="18"/>
+        </w:rPr>
+        <w:t xml:space="preserve">학습 데이터 구성</w:t>
+      </w:r>
+    </w:p>
+    <w:tbl>
+      <w:tblPr>
+        <w:tblStyle w:val="TableGrid"/>
+        <w:tblW w:w="0" w:type="auto"/>
+        <w:tblLayout w:type="fixed"/>
+        <w:tblLook w:val="04A0" w:firstRow="1" w:lastRow="0" w:firstColumn="0" w:lastColumn="0" w:noHBand="0" w:noVBand="1"/>
+      </w:tblPr>
+      <w:tblGrid>
+        <w:gridCol w:w="3400"/>
+        <w:gridCol w:w="1900"/>
+        <w:gridCol w:w="4060"/>
+      </w:tblGrid>
+      <w:tr>
+        <w:trPr>
+          <w:cantSplit/>
+          <w:tblHeader/>
+        </w:trPr>
+        <w:tc>
+          <w:tcPr>
+            <w:tcW w:w="3400" w:type="dxa"/>
+            <w:shd w:val="clear" w:color="auto" w:fill="F2F2F2"/>
+          </w:tcPr>
+          <w:p>
+            <w:pPr>
+              <w:keepNext/>
+              <w:spacing w:after="0"/>
+            </w:pPr>
+            <w:r>
+              <w:rPr>
+                <w:b/>
+                <w:sz w:val="18"/>
+                <w:szCs w:val="18"/>
+              </w:rPr>
+              <w:t xml:space="preserve">출처</w:t>
+            </w:r>
+          </w:p>
+        </w:tc>
+        <w:tc>
+          <w:tcPr>
+            <w:tcW w:w="1900" w:type="dxa"/>
+            <w:shd w:val="clear" w:color="auto" w:fill="F2F2F2"/>
+          </w:tcPr>
+          <w:p>
+            <w:pPr>
+              <w:keepNext/>
+              <w:spacing w:after="0"/>
+            </w:pPr>
+            <w:r>
+              <w:rPr>
+                <w:b/>
+                <w:sz w:val="18"/>
+                <w:szCs w:val="18"/>
+              </w:rPr>
+              <w:t xml:space="preserve">장수</w:t>
+            </w:r>
+          </w:p>
+        </w:tc>
+        <w:tc>
+          <w:tcPr>
+            <w:tcW w:w="4060" w:type="dxa"/>
+            <w:shd w:val="clear" w:color="auto" w:fill="F2F2F2"/>
+          </w:tcPr>
+          <w:p>
+            <w:pPr>
+              <w:keepNext/>
+              <w:spacing w:after="0"/>
+            </w:pPr>
+            <w:r>
+              <w:rPr>
+                <w:b/>
+                <w:sz w:val="18"/>
+                <w:szCs w:val="18"/>
+              </w:rPr>
+              <w:t xml:space="preserve">테이블 라벨</w:t>
+            </w:r>
+          </w:p>
+        </w:tc>
+      </w:tr>
+      <w:tr>
+        <w:trPr>
+          <w:cantSplit/>
+        </w:trPr>
+        <w:tc>
+          <w:tcPr>
+            <w:tcW w:w="3400" w:type="dxa"/>
+          </w:tcPr>
+          <w:p>
+            <w:pPr>
+              <w:keepNext/>
+              <w:spacing w:after="0"/>
+            </w:pPr>
+            <w:r>
+              <w:rPr>
+                <w:sz w:val="18"/>
+                <w:szCs w:val="18"/>
+              </w:rPr>
+              <w:t xml:space="preserve">휴대폰으로 테이블 주변을 돌며 찍은 영상 18초</w:t>
+            </w:r>
+          </w:p>
+        </w:tc>
+        <w:tc>
+          <w:tcPr>
+            <w:tcW w:w="1900" w:type="dxa"/>
+          </w:tcPr>
+          <w:p>
+            <w:pPr>
+              <w:keepNext/>
+              <w:spacing w:after="0"/>
+            </w:pPr>
+            <w:r>
+              <w:rPr>
+                <w:sz w:val="18"/>
+                <w:szCs w:val="18"/>
+              </w:rPr>
+              <w:t xml:space="preserve">181장 (3프레임마다)</w:t>
+            </w:r>
+          </w:p>
+        </w:tc>
+        <w:tc>
+          <w:tcPr>
+            <w:tcW w:w="4060" w:type="dxa"/>
+          </w:tcPr>
+          <w:p>
+            <w:pPr>
+              <w:keepNext/>
+              <w:spacing w:after="0"/>
+            </w:pPr>
+            <w:r>
+              <w:rPr>
+                <w:sz w:val="18"/>
+                <w:szCs w:val="18"/>
+              </w:rPr>
+              <w:t xml:space="preserve">4개 모델 후보 → 181장 전부 눈으로 검수, 틀린 박스는 손으로 수정</w:t>
+            </w:r>
+          </w:p>
+        </w:tc>
+      </w:tr>
+      <w:tr>
+        <w:trPr>
+          <w:cantSplit/>
+        </w:trPr>
+        <w:tc>
+          <w:tcPr>
+            <w:tcW w:w="3400" w:type="dxa"/>
+          </w:tcPr>
+          <w:p>
+            <w:pPr>
+              <w:keepNext/>
+              <w:spacing w:after="0"/>
+            </w:pPr>
+            <w:r>
+              <w:rPr>
+                <w:sz w:val="18"/>
+                <w:szCs w:val="18"/>
+              </w:rPr>
+              <w:t xml:space="preserve">천장 고정 카메라 영상 1차.mp4 앞 80%</w:t>
+            </w:r>
+          </w:p>
+        </w:tc>
+        <w:tc>
+          <w:tcPr>
+            <w:tcW w:w="1900" w:type="dxa"/>
+          </w:tcPr>
+          <w:p>
+            <w:pPr>
+              <w:keepNext/>
+              <w:spacing w:after="0"/>
+            </w:pPr>
+            <w:r>
+              <w:rPr>
+                <w:sz w:val="18"/>
+                <w:szCs w:val="18"/>
+              </w:rPr>
+              <w:t xml:space="preserve">528장 (2초마다)</w:t>
+            </w:r>
+          </w:p>
+        </w:tc>
+        <w:tc>
+          <w:tcPr>
+            <w:tcW w:w="4060" w:type="dxa"/>
+          </w:tcPr>
+          <w:p>
+            <w:pPr>
+              <w:keepNext/>
+              <w:spacing w:after="0"/>
+            </w:pPr>
+            <w:r>
+              <w:rPr>
+                <w:sz w:val="18"/>
+                <w:szCs w:val="18"/>
+              </w:rPr>
+              <w:t xml:space="preserve">카메라가 고정이라 정답 박스 하나를 모든 프레임에 사용</w:t>
+            </w:r>
+          </w:p>
+        </w:tc>
+      </w:tr>
+      <w:tr>
+        <w:trPr>
+          <w:cantSplit/>
+        </w:trPr>
+        <w:tc>
+          <w:tcPr>
+            <w:tcW w:w="3400" w:type="dxa"/>
+          </w:tcPr>
+          <w:p>
+            <w:pPr>
+              <w:spacing w:after="0"/>
+            </w:pPr>
+            <w:r>
+              <w:rPr>
+                <w:sz w:val="18"/>
+                <w:szCs w:val="18"/>
+              </w:rPr>
+              <w:t xml:space="preserve">위에서 찍은 엎드린 사람 사진</w:t>
+            </w:r>
+          </w:p>
+        </w:tc>
+        <w:tc>
+          <w:tcPr>
+            <w:tcW w:w="1900" w:type="dxa"/>
+          </w:tcPr>
+          <w:p>
+            <w:pPr>
+              <w:spacing w:after="0"/>
+            </w:pPr>
+            <w:r>
+              <w:rPr>
+                <w:sz w:val="18"/>
+                <w:szCs w:val="18"/>
+              </w:rPr>
+              <w:t xml:space="preserve">6장 × 3번 복사</w:t>
+            </w:r>
+          </w:p>
+        </w:tc>
+        <w:tc>
+          <w:tcPr>
+            <w:tcW w:w="4060" w:type="dxa"/>
+          </w:tcPr>
+          <w:p>
+            <w:pPr>
+              <w:spacing w:after="0"/>
+            </w:pPr>
+            <w:r>
+              <w:rPr>
+                <w:sz w:val="18"/>
+                <w:szCs w:val="18"/>
+              </w:rPr>
+              <w:t xml:space="preserve">4개 모델 후보 + 눈으로 검수</w:t>
+            </w:r>
+          </w:p>
+        </w:tc>
+      </w:tr>
+    </w:tbl>
+    <w:p>
+      <w:pPr/>
+      <w:r>
+        <w:t xml:space="preserve">1차 학습은 테이블 위주(휴대폰 영상만)라, 테이블은 100%가 됐지만 사람과 가방을 잊어버렸다(웹캠 사람 100%→68%, 가방 89%→14%, 엎드린 사람 6%→0%). 새 데이터에 맞추느라 원래 알던 것을 덮어쓴 것으로 보고, 1차.mp4 프레임과 엎드린 사람 사진을 함께 넣고 학습률을 낮춰(AdamW, lr0 0.001, 25에포크) v2를 학습했다. 백본을 고정한 학습과도 비교했지만 가방이 25%에 그쳐 전체 학습을 택했다.</w:t>
+      </w:r>
+    </w:p>
+    <w:p>
+      <w:pPr>
+        <w:keepNext/>
+        <w:spacing w:before="60" w:after="120"/>
+      </w:pPr>
+      <w:r>
+        <w:rPr>
+          <w:b/>
+          <w:color w:val="333333"/>
+          <w:sz w:val="18"/>
+          <w:szCs w:val="18"/>
+        </w:rPr>
+        <w:t xml:space="preserve">표 5. </w:t>
+      </w:r>
+      <w:r>
+        <w:rPr>
+          <w:color w:val="52514E"/>
+          <w:sz w:val="18"/>
+          <w:szCs w:val="18"/>
+        </w:rPr>
+        <w:t xml:space="preserve">파인튜닝 전후 (학습에 쓰지 않은 영상 기준. A: 1차.mp4 뒤 20%, B: 웹캠)</w:t>
+      </w:r>
+    </w:p>
+    <w:tbl>
+      <w:tblPr>
+        <w:tblStyle w:val="TableGrid"/>
+        <w:tblW w:w="0" w:type="auto"/>
+        <w:tblLayout w:type="fixed"/>
+        <w:tblLook w:val="04A0" w:firstRow="1" w:lastRow="0" w:firstColumn="0" w:lastColumn="0" w:noHBand="0" w:noVBand="1"/>
+      </w:tblPr>
+      <w:tblGrid>
+        <w:gridCol w:w="2600"/>
+        <w:gridCol w:w="1300"/>
+        <w:gridCol w:w="1300"/>
+        <w:gridCol w:w="1500"/>
+        <w:gridCol w:w="1300"/>
+        <w:gridCol w:w="1360"/>
+      </w:tblGrid>
+      <w:tr>
+        <w:trPr>
+          <w:cantSplit/>
+          <w:tblHeader/>
+        </w:trPr>
+        <w:tc>
+          <w:tcPr>
+            <w:tcW w:w="2600" w:type="dxa"/>
+            <w:shd w:val="clear" w:color="auto" w:fill="F2F2F2"/>
+          </w:tcPr>
+          <w:p>
+            <w:pPr>
+              <w:keepNext/>
+              <w:spacing w:after="0"/>
+            </w:pPr>
+            <w:r>
+              <w:rPr>
+                <w:b/>
+                <w:sz w:val="18"/>
+                <w:szCs w:val="18"/>
+              </w:rPr>
+              <w:t xml:space="preserve">모델</w:t>
+            </w:r>
+          </w:p>
+        </w:tc>
+        <w:tc>
+          <w:tcPr>
+            <w:tcW w:w="1300" w:type="dxa"/>
+            <w:shd w:val="clear" w:color="auto" w:fill="F2F2F2"/>
+          </w:tcPr>
+          <w:p>
+            <w:pPr>
+              <w:keepNext/>
+              <w:spacing w:after="0"/>
+            </w:pPr>
+            <w:r>
+              <w:rPr>
+                <w:b/>
+                <w:sz w:val="18"/>
+                <w:szCs w:val="18"/>
+              </w:rPr>
+              <w:t xml:space="preserve">테이블 A</w:t>
+            </w:r>
+          </w:p>
+        </w:tc>
+        <w:tc>
+          <w:tcPr>
+            <w:tcW w:w="1300" w:type="dxa"/>
+            <w:shd w:val="clear" w:color="auto" w:fill="F2F2F2"/>
+          </w:tcPr>
+          <w:p>
+            <w:pPr>
+              <w:keepNext/>
+              <w:spacing w:after="0"/>
+            </w:pPr>
+            <w:r>
+              <w:rPr>
+                <w:b/>
+                <w:sz w:val="18"/>
+                <w:szCs w:val="18"/>
+              </w:rPr>
+              <w:t xml:space="preserve">테이블 B</w:t>
+            </w:r>
+          </w:p>
+        </w:tc>
+        <w:tc>
+          <w:tcPr>
+            <w:tcW w:w="1500" w:type="dxa"/>
+            <w:shd w:val="clear" w:color="auto" w:fill="F2F2F2"/>
+          </w:tcPr>
+          <w:p>
+            <w:pPr>
+              <w:keepNext/>
+              <w:spacing w:after="0"/>
+            </w:pPr>
+            <w:r>
+              <w:rPr>
+                <w:b/>
+                <w:sz w:val="18"/>
+                <w:szCs w:val="18"/>
+              </w:rPr>
+              <w:t xml:space="preserve">엎드린 사람</w:t>
+            </w:r>
+          </w:p>
+        </w:tc>
+        <w:tc>
+          <w:tcPr>
+            <w:tcW w:w="1300" w:type="dxa"/>
+            <w:shd w:val="clear" w:color="auto" w:fill="F2F2F2"/>
+          </w:tcPr>
+          <w:p>
+            <w:pPr>
+              <w:keepNext/>
+              <w:spacing w:after="0"/>
+            </w:pPr>
+            <w:r>
+              <w:rPr>
+                <w:b/>
+                <w:sz w:val="18"/>
+                <w:szCs w:val="18"/>
+              </w:rPr>
+              <w:t xml:space="preserve">앉은 사람</w:t>
+            </w:r>
+          </w:p>
+        </w:tc>
+        <w:tc>
+          <w:tcPr>
+            <w:tcW w:w="1360" w:type="dxa"/>
+            <w:shd w:val="clear" w:color="auto" w:fill="F2F2F2"/>
+          </w:tcPr>
+          <w:p>
+            <w:pPr>
+              <w:keepNext/>
+              <w:spacing w:after="0"/>
+            </w:pPr>
+            <w:r>
+              <w:rPr>
+                <w:b/>
+                <w:sz w:val="18"/>
+                <w:szCs w:val="18"/>
+              </w:rPr>
+              <w:t xml:space="preserve">파라미터</w:t>
+            </w:r>
+          </w:p>
+        </w:tc>
+      </w:tr>
+      <w:tr>
+        <w:trPr>
+          <w:cantSplit/>
+        </w:trPr>
+        <w:tc>
+          <w:tcPr>
+            <w:tcW w:w="2600" w:type="dxa"/>
+          </w:tcPr>
+          <w:p>
+            <w:pPr>
+              <w:keepNext/>
+              <w:spacing w:after="0"/>
+            </w:pPr>
+            <w:r>
+              <w:rPr>
+                <w:sz w:val="18"/>
+                <w:szCs w:val="18"/>
+              </w:rPr>
+              <w:t xml:space="preserve">YOLO11s 원본</w:t>
+            </w:r>
+          </w:p>
+        </w:tc>
+        <w:tc>
+          <w:tcPr>
+            <w:tcW w:w="1300" w:type="dxa"/>
+          </w:tcPr>
+          <w:p>
+            <w:pPr>
+              <w:keepNext/>
+              <w:spacing w:after="0"/>
+            </w:pPr>
+            <w:r>
+              <w:rPr>
+                <w:sz w:val="18"/>
+                <w:szCs w:val="18"/>
+              </w:rPr>
+              <w:t xml:space="preserve">95%</w:t>
+            </w:r>
+          </w:p>
+        </w:tc>
+        <w:tc>
+          <w:tcPr>
+            <w:tcW w:w="1300" w:type="dxa"/>
+          </w:tcPr>
+          <w:p>
+            <w:pPr>
+              <w:keepNext/>
+              <w:spacing w:after="0"/>
+            </w:pPr>
+            <w:r>
+              <w:rPr>
+                <w:sz w:val="18"/>
+                <w:szCs w:val="18"/>
+              </w:rPr>
+              <w:t xml:space="preserve">0%</w:t>
+            </w:r>
+          </w:p>
+        </w:tc>
+        <w:tc>
+          <w:tcPr>
+            <w:tcW w:w="1500" w:type="dxa"/>
+          </w:tcPr>
+          <w:p>
+            <w:pPr>
+              <w:keepNext/>
+              <w:spacing w:after="0"/>
+            </w:pPr>
+            <w:r>
+              <w:rPr>
+                <w:sz w:val="18"/>
+                <w:szCs w:val="18"/>
+              </w:rPr>
+              <w:t xml:space="preserve">6%</w:t>
+            </w:r>
+          </w:p>
+        </w:tc>
+        <w:tc>
+          <w:tcPr>
+            <w:tcW w:w="1300" w:type="dxa"/>
+          </w:tcPr>
+          <w:p>
+            <w:pPr>
+              <w:keepNext/>
+              <w:spacing w:after="0"/>
+            </w:pPr>
+            <w:r>
+              <w:rPr>
+                <w:sz w:val="18"/>
+                <w:szCs w:val="18"/>
+              </w:rPr>
+              <w:t xml:space="preserve">100%</w:t>
+            </w:r>
+          </w:p>
+        </w:tc>
+        <w:tc>
+          <w:tcPr>
+            <w:tcW w:w="1360" w:type="dxa"/>
+          </w:tcPr>
+          <w:p>
+            <w:pPr>
+              <w:keepNext/>
+              <w:spacing w:after="0"/>
+            </w:pPr>
+            <w:r>
+              <w:rPr>
+                <w:sz w:val="18"/>
+                <w:szCs w:val="18"/>
+              </w:rPr>
+              <w:t xml:space="preserve">9.5M</w:t>
+            </w:r>
+          </w:p>
+        </w:tc>
+      </w:tr>
+      <w:tr>
+        <w:trPr>
+          <w:cantSplit/>
+        </w:trPr>
+        <w:tc>
+          <w:tcPr>
+            <w:tcW w:w="2600" w:type="dxa"/>
+          </w:tcPr>
+          <w:p>
+            <w:pPr>
+              <w:keepNext/>
+              <w:spacing w:after="0"/>
+            </w:pPr>
+            <w:r>
+              <w:rPr>
+                <w:sz w:val="18"/>
+                <w:szCs w:val="18"/>
+              </w:rPr>
+              <w:t xml:space="preserve">YOLO26s 원본</w:t>
+            </w:r>
+          </w:p>
+        </w:tc>
+        <w:tc>
+          <w:tcPr>
+            <w:tcW w:w="1300" w:type="dxa"/>
+          </w:tcPr>
+          <w:p>
+            <w:pPr>
+              <w:keepNext/>
+              <w:spacing w:after="0"/>
+            </w:pPr>
+            <w:r>
+              <w:rPr>
+                <w:sz w:val="18"/>
+                <w:szCs w:val="18"/>
+              </w:rPr>
+              <w:t xml:space="preserve">2%</w:t>
+            </w:r>
+          </w:p>
+        </w:tc>
+        <w:tc>
+          <w:tcPr>
+            <w:tcW w:w="1300" w:type="dxa"/>
+          </w:tcPr>
+          <w:p>
+            <w:pPr>
+              <w:keepNext/>
+              <w:spacing w:after="0"/>
+            </w:pPr>
+            <w:r>
+              <w:rPr>
+                <w:sz w:val="18"/>
+                <w:szCs w:val="18"/>
+              </w:rPr>
+              <w:t xml:space="preserve">0%</w:t>
+            </w:r>
+          </w:p>
+        </w:tc>
+        <w:tc>
+          <w:tcPr>
+            <w:tcW w:w="1500" w:type="dxa"/>
+          </w:tcPr>
+          <w:p>
+            <w:pPr>
+              <w:keepNext/>
+              <w:spacing w:after="0"/>
+            </w:pPr>
+            <w:r>
+              <w:rPr>
+                <w:sz w:val="18"/>
+                <w:szCs w:val="18"/>
+              </w:rPr>
+              <w:t xml:space="preserve">92.9%</w:t>
+            </w:r>
+          </w:p>
+        </w:tc>
+        <w:tc>
+          <w:tcPr>
+            <w:tcW w:w="1300" w:type="dxa"/>
+          </w:tcPr>
+          <w:p>
+            <w:pPr>
+              <w:keepNext/>
+              <w:spacing w:after="0"/>
+            </w:pPr>
+            <w:r>
+              <w:rPr>
+                <w:sz w:val="18"/>
+                <w:szCs w:val="18"/>
+              </w:rPr>
+              <w:t xml:space="preserve">100%</w:t>
+            </w:r>
+          </w:p>
+        </w:tc>
+        <w:tc>
+          <w:tcPr>
+            <w:tcW w:w="1360" w:type="dxa"/>
+          </w:tcPr>
+          <w:p>
+            <w:pPr>
+              <w:keepNext/>
+              <w:spacing w:after="0"/>
+            </w:pPr>
+            <w:r>
+              <w:rPr>
+                <w:sz w:val="18"/>
+                <w:szCs w:val="18"/>
+              </w:rPr>
+              <w:t xml:space="preserve">10.0M</w:t>
+            </w:r>
+          </w:p>
+        </w:tc>
+      </w:tr>
+      <w:tr>
+        <w:trPr>
+          <w:cantSplit/>
+        </w:trPr>
+        <w:tc>
+          <w:tcPr>
+            <w:tcW w:w="2600" w:type="dxa"/>
+          </w:tcPr>
+          <w:p>
+            <w:pPr>
+              <w:keepNext/>
+              <w:spacing w:after="0"/>
+            </w:pPr>
+            <w:r>
+              <w:rPr>
+                <w:sz w:val="18"/>
+                <w:szCs w:val="18"/>
+              </w:rPr>
+              <w:t xml:space="preserve">YOLO11s v2</w:t>
+            </w:r>
+          </w:p>
+        </w:tc>
+        <w:tc>
+          <w:tcPr>
+            <w:tcW w:w="1300" w:type="dxa"/>
+          </w:tcPr>
+          <w:p>
+            <w:pPr>
+              <w:keepNext/>
+              <w:spacing w:after="0"/>
+            </w:pPr>
+            <w:r>
+              <w:rPr>
+                <w:sz w:val="18"/>
+                <w:szCs w:val="18"/>
+              </w:rPr>
+              <w:t xml:space="preserve">100%</w:t>
+            </w:r>
+          </w:p>
+        </w:tc>
+        <w:tc>
+          <w:tcPr>
+            <w:tcW w:w="1300" w:type="dxa"/>
+          </w:tcPr>
+          <w:p>
+            <w:pPr>
+              <w:keepNext/>
+              <w:spacing w:after="0"/>
+            </w:pPr>
+            <w:r>
+              <w:rPr>
+                <w:sz w:val="18"/>
+                <w:szCs w:val="18"/>
+              </w:rPr>
+              <w:t xml:space="preserve">100%</w:t>
+            </w:r>
+          </w:p>
+        </w:tc>
+        <w:tc>
+          <w:tcPr>
+            <w:tcW w:w="1500" w:type="dxa"/>
+          </w:tcPr>
+          <w:p>
+            <w:pPr>
+              <w:keepNext/>
+              <w:spacing w:after="0"/>
+            </w:pPr>
+            <w:r>
+              <w:rPr>
+                <w:sz w:val="18"/>
+                <w:szCs w:val="18"/>
+              </w:rPr>
+              <w:t xml:space="preserve">98.8%</w:t>
+            </w:r>
+          </w:p>
+        </w:tc>
+        <w:tc>
+          <w:tcPr>
+            <w:tcW w:w="1300" w:type="dxa"/>
+          </w:tcPr>
+          <w:p>
+            <w:pPr>
+              <w:keepNext/>
+              <w:spacing w:after="0"/>
+            </w:pPr>
+            <w:r>
+              <w:rPr>
+                <w:sz w:val="18"/>
+                <w:szCs w:val="18"/>
+              </w:rPr>
+              <w:t xml:space="preserve">100%</w:t>
+            </w:r>
+          </w:p>
+        </w:tc>
+        <w:tc>
+          <w:tcPr>
+            <w:tcW w:w="1360" w:type="dxa"/>
+          </w:tcPr>
+          <w:p>
+            <w:pPr>
+              <w:keepNext/>
+              <w:spacing w:after="0"/>
+            </w:pPr>
+            <w:r>
+              <w:rPr>
+                <w:sz w:val="18"/>
+                <w:szCs w:val="18"/>
+              </w:rPr>
+              <w:t xml:space="preserve">9.5M</w:t>
+            </w:r>
+          </w:p>
+        </w:tc>
+      </w:tr>
+      <w:tr>
+        <w:trPr>
+          <w:cantSplit/>
+        </w:trPr>
+        <w:tc>
+          <w:tcPr>
+            <w:tcW w:w="2600" w:type="dxa"/>
+          </w:tcPr>
+          <w:p>
+            <w:pPr>
+              <w:keepNext/>
+              <w:spacing w:after="0"/>
+            </w:pPr>
+            <w:r>
+              <w:rPr>
+                <w:sz w:val="18"/>
+                <w:szCs w:val="18"/>
+              </w:rPr>
+              <w:t xml:space="preserve">YOLO26s v2 (최종)</w:t>
+            </w:r>
+          </w:p>
+        </w:tc>
+        <w:tc>
+          <w:tcPr>
+            <w:tcW w:w="1300" w:type="dxa"/>
+          </w:tcPr>
+          <w:p>
+            <w:pPr>
+              <w:keepNext/>
+              <w:spacing w:after="0"/>
+            </w:pPr>
+            <w:r>
+              <w:rPr>
+                <w:sz w:val="18"/>
+                <w:szCs w:val="18"/>
+              </w:rPr>
+              <w:t xml:space="preserve">100%</w:t>
+            </w:r>
+          </w:p>
+        </w:tc>
+        <w:tc>
+          <w:tcPr>
+            <w:tcW w:w="1300" w:type="dxa"/>
+          </w:tcPr>
+          <w:p>
+            <w:pPr>
+              <w:keepNext/>
+              <w:spacing w:after="0"/>
+            </w:pPr>
+            <w:r>
+              <w:rPr>
+                <w:sz w:val="18"/>
+                <w:szCs w:val="18"/>
+              </w:rPr>
+              <w:t xml:space="preserve">100%</w:t>
+            </w:r>
+          </w:p>
+        </w:tc>
+        <w:tc>
+          <w:tcPr>
+            <w:tcW w:w="1500" w:type="dxa"/>
+          </w:tcPr>
+          <w:p>
+            <w:pPr>
+              <w:keepNext/>
+              <w:spacing w:after="0"/>
+            </w:pPr>
+            <w:r>
+              <w:rPr>
+                <w:sz w:val="18"/>
+                <w:szCs w:val="18"/>
+              </w:rPr>
+              <w:t xml:space="preserve">100%</w:t>
+            </w:r>
+          </w:p>
+        </w:tc>
+        <w:tc>
+          <w:tcPr>
+            <w:tcW w:w="1300" w:type="dxa"/>
+          </w:tcPr>
+          <w:p>
+            <w:pPr>
+              <w:keepNext/>
+              <w:spacing w:after="0"/>
+            </w:pPr>
+            <w:r>
+              <w:rPr>
+                <w:sz w:val="18"/>
+                <w:szCs w:val="18"/>
+              </w:rPr>
+              <w:t xml:space="preserve">100%</w:t>
+            </w:r>
+          </w:p>
+        </w:tc>
+        <w:tc>
+          <w:tcPr>
+            <w:tcW w:w="1360" w:type="dxa"/>
+          </w:tcPr>
+          <w:p>
+            <w:pPr>
+              <w:keepNext/>
+              <w:spacing w:after="0"/>
+            </w:pPr>
+            <w:r>
+              <w:rPr>
+                <w:sz w:val="18"/>
+                <w:szCs w:val="18"/>
+              </w:rPr>
+              <w:t xml:space="preserve">10.0M</w:t>
+            </w:r>
+          </w:p>
+        </w:tc>
+      </w:tr>
+      <w:tr>
+        <w:trPr>
+          <w:cantSplit/>
+        </w:trPr>
+        <w:tc>
+          <w:tcPr>
+            <w:tcW w:w="2600" w:type="dxa"/>
+          </w:tcPr>
+          <w:p>
+            <w:pPr>
+              <w:spacing w:after="0"/>
+            </w:pPr>
+            <w:r>
+              <w:rPr>
+                <w:sz w:val="18"/>
+                <w:szCs w:val="18"/>
+              </w:rPr>
+              <w:t xml:space="preserve">YOLO26m v2</w:t>
+            </w:r>
+          </w:p>
+        </w:tc>
+        <w:tc>
+          <w:tcPr>
+            <w:tcW w:w="1300" w:type="dxa"/>
+          </w:tcPr>
+          <w:p>
+            <w:pPr>
+              <w:spacing w:after="0"/>
+            </w:pPr>
+            <w:r>
+              <w:rPr>
+                <w:sz w:val="18"/>
+                <w:szCs w:val="18"/>
+              </w:rPr>
+              <w:t xml:space="preserve">100%</w:t>
+            </w:r>
+          </w:p>
+        </w:tc>
+        <w:tc>
+          <w:tcPr>
+            <w:tcW w:w="1300" w:type="dxa"/>
+          </w:tcPr>
+          <w:p>
+            <w:pPr>
+              <w:spacing w:after="0"/>
+            </w:pPr>
+            <w:r>
+              <w:rPr>
+                <w:sz w:val="18"/>
+                <w:szCs w:val="18"/>
+              </w:rPr>
+              <w:t xml:space="preserve">100%</w:t>
+            </w:r>
+          </w:p>
+        </w:tc>
+        <w:tc>
+          <w:tcPr>
+            <w:tcW w:w="1500" w:type="dxa"/>
+          </w:tcPr>
+          <w:p>
+            <w:pPr>
+              <w:spacing w:after="0"/>
+            </w:pPr>
+            <w:r>
+              <w:rPr>
+                <w:sz w:val="18"/>
+                <w:szCs w:val="18"/>
+              </w:rPr>
+              <w:t xml:space="preserve">100%</w:t>
+            </w:r>
+          </w:p>
+        </w:tc>
+        <w:tc>
+          <w:tcPr>
+            <w:tcW w:w="1300" w:type="dxa"/>
+          </w:tcPr>
+          <w:p>
+            <w:pPr>
+              <w:spacing w:after="0"/>
+            </w:pPr>
+            <w:r>
+              <w:rPr>
+                <w:sz w:val="18"/>
+                <w:szCs w:val="18"/>
+              </w:rPr>
+              <w:t xml:space="preserve">100%</w:t>
+            </w:r>
+          </w:p>
+        </w:tc>
+        <w:tc>
+          <w:tcPr>
+            <w:tcW w:w="1360" w:type="dxa"/>
+          </w:tcPr>
+          <w:p>
+            <w:pPr>
+              <w:spacing w:after="0"/>
+            </w:pPr>
+            <w:r>
+              <w:rPr>
+                <w:sz w:val="18"/>
+                <w:szCs w:val="18"/>
+              </w:rPr>
+              <w:t xml:space="preserve">21.9M</w:t>
+            </w:r>
+          </w:p>
+        </w:tc>
+      </w:tr>
+    </w:tbl>
+    <w:p>
+      <w:pPr>
+        <w:keepNext/>
+        <w:spacing w:before="120" w:after="0"/>
+        <w:jc w:val="center"/>
+      </w:pPr>
+      <w:r>
+        <w:drawing>
+          <wp:inline distT="0" distB="0" distL="0" distR="0">
+            <wp:extent cx="5943600" cy="1660906"/>
+            <wp:docPr id="201" name="Figure P1"/>
+            <wp:cNvGraphicFramePr>
+              <a:graphicFrameLocks noChangeAspect="1"/>
+            </wp:cNvGraphicFramePr>
+            <a:graphic>
+              <a:graphicData uri="http://schemas.openxmlformats.org/drawingml/2006/picture">
+                <pic:pic>
+                  <pic:nvPicPr>
+                    <pic:cNvPr id="201" name="image_p1.jpg"/>
+                    <pic:cNvPicPr/>
+                  </pic:nvPicPr>
+                  <pic:blipFill>
+                    <a:blip r:embed="rIdImgP1"/>
+                    <a:stretch>
+                      <a:fillRect/>
+                    </a:stretch>
+                  </pic:blipFill>
+                  <pic:spPr>
+                    <a:xfrm>
+                      <a:off x="0" y="0"/>
+                      <a:ext cx="5943600" cy="1660906"/>
+                    </a:xfrm>
+                    <a:prstGeom prst="rect">
+                      <a:avLst/>
+                    </a:prstGeom>
+                  </pic:spPr>
+                </pic:pic>
+              </a:graphicData>
+            </a:graphic>
+          </wp:inline>
+        </w:drawing>
+      </w:r>
+    </w:p>
+    <w:p>
+      <w:pPr>
+        <w:spacing w:before="60" w:after="120"/>
+        <w:jc w:val="center"/>
+      </w:pPr>
+      <w:r>
+        <w:rPr>
+          <w:b/>
+          <w:color w:val="333333"/>
+          <w:sz w:val="18"/>
+          <w:szCs w:val="18"/>
+        </w:rPr>
+        <w:t xml:space="preserve">그림 1. </w:t>
+      </w:r>
+      <w:r>
+        <w:rPr>
+          <w:color w:val="52514E"/>
+          <w:sz w:val="18"/>
+          <w:szCs w:val="18"/>
+        </w:rPr>
+        <w:t xml:space="preserve">짐만 남은 빈 자리. 원본 YOLO26s(왼쪽)는 테이블을 잡지 못했고, 파인튜닝한 v2(오른쪽)는 신뢰도 0.96으로 잡았다</w:t>
+      </w:r>
+    </w:p>
+    <w:p>
+      <w:pPr/>
+      <w:r>
+        <w:t xml:space="preserve">최종 모델은 파라미터 대비 성능으로 골랐다(그림 2). YOLO26n은 엎드린 사람이 65.5%(파인튜닝 전)라 사람이 있는데도 초록불이 켜질 위험이 있고, GPU에서는 s와 속도 차이도 거의 없었다(17.9ms 대 18.1ms). YOLO26m·l은 정확도가 s와 같으면서 CPU에서 2.7~3.4배 느렸다. 그래서 최종 모델을 YOLO26s v2로 정했다.</w:t>
+      </w:r>
+    </w:p>
+    <w:p>
+      <w:pPr>
+        <w:keepNext/>
+        <w:spacing w:before="120" w:after="0"/>
+        <w:jc w:val="center"/>
+      </w:pPr>
+      <w:r>
+        <w:drawing>
+          <wp:inline distT="0" distB="0" distL="0" distR="0">
+            <wp:extent cx="4754880" cy="2710281"/>
+            <wp:docPr id="202" name="Figure P2"/>
+            <wp:cNvGraphicFramePr>
+              <a:graphicFrameLocks noChangeAspect="1"/>
+            </wp:cNvGraphicFramePr>
+            <a:graphic>
+              <a:graphicData uri="http://schemas.openxmlformats.org/drawingml/2006/picture">
+                <pic:pic>
+                  <pic:nvPicPr>
+                    <pic:cNvPr id="202" name="image_p2.png"/>
+                    <pic:cNvPicPr/>
+                  </pic:nvPicPr>
+                  <pic:blipFill>
+                    <a:blip r:embed="rIdImgP2"/>
+                    <a:stretch>
+                      <a:fillRect/>
+                    </a:stretch>
+                  </pic:blipFill>
+                  <pic:spPr>
+                    <a:xfrm>
+                      <a:off x="0" y="0"/>
+                      <a:ext cx="4754880" cy="2710281"/>
+                    </a:xfrm>
+                    <a:prstGeom prst="rect">
+                      <a:avLst/>
+                    </a:prstGeom>
+                  </pic:spPr>
+                </pic:pic>
+              </a:graphicData>
+            </a:graphic>
+          </wp:inline>
+        </w:drawing>
+      </w:r>
+    </w:p>
+    <w:p>
+      <w:pPr>
+        <w:spacing w:before="60" w:after="120"/>
+        <w:jc w:val="center"/>
+      </w:pPr>
+      <w:r>
+        <w:rPr>
+          <w:b/>
+          <w:color w:val="333333"/>
+          <w:sz w:val="18"/>
+          <w:szCs w:val="18"/>
+        </w:rPr>
+        <w:t xml:space="preserve">그림 2. </w:t>
+      </w:r>
+      <w:r>
+        <w:rPr>
+          <w:color w:val="52514E"/>
+          <w:sz w:val="18"/>
+          <w:szCs w:val="18"/>
+        </w:rPr>
+        <w:t xml:space="preserve">파라미터 수와 엎드린 사람 검출률. 빈 원은 파인튜닝 전, 채운 원은 파인튜닝 후다</w:t>
+      </w:r>
+    </w:p>
+    <w:p>
+      <w:pPr>
+        <w:pStyle w:val="Heading3"/>
+        <w:keepNext/>
+      </w:pPr>
+      <w:r>
+        <w:t xml:space="preserve">5. 감지 범위: 테이블 박스에서 SAM 테두리로 (RQ2)</w:t>
+      </w:r>
+    </w:p>
+    <w:p>
+      <w:pPr/>
+      <w:r>
+        <w:t xml:space="preserve">테이블을 잡게 된 뒤에도 문제가 남았다. 처음에는 YOLO 테이블 박스를 가로·세로 30% 넓혀 감지 범위로 썼는데, 박스는 사각형이라 비스듬히 놓인 테이블에서는 옆 통로까지 덮어 지나가는 사람도 재석으로 셌다. 박스를 넓히거나 줄이는 것만으로는 통로와 테이블 끝자리를 동시에 맞출 수 없어, 기존 YOLO 인식 범위의 한계라고 판단했다.</w:t>
+      </w:r>
+    </w:p>
+    <w:p>
+      <w:pPr/>
+      <w:r>
+        <w:t xml:space="preserve">그래서 감지 범위를 세 단계로 만들었다(그림 3). ① 빈 룸에서 YOLO26s v2가 테이블 박스를 찾고, ② 그 박스를 SAM에 넣어 테이블 테두리만 딴 뒤, ③ 테두리를 짧은 변의 15%만큼 부풀린다. 사람에 가려지지 않은 빈 룸에서 한 번 따고, 테이블 위치가 달라진 상태가 30초 넘게 이어지고 사람이 없을 때만 다시 딴다.</w:t>
+      </w:r>
+    </w:p>
+    <w:p>
+      <w:pPr>
+        <w:keepNext/>
+        <w:spacing w:before="120" w:after="0"/>
+        <w:jc w:val="center"/>
+      </w:pPr>
+      <w:r>
+        <w:drawing>
+          <wp:inline distT="0" distB="0" distL="0" distR="0">
+            <wp:extent cx="5943600" cy="1116076"/>
+            <wp:docPr id="203" name="Figure P3"/>
+            <wp:cNvGraphicFramePr>
+              <a:graphicFrameLocks noChangeAspect="1"/>
+            </wp:cNvGraphicFramePr>
+            <a:graphic>
+              <a:graphicData uri="http://schemas.openxmlformats.org/drawingml/2006/picture">
+                <pic:pic>
+                  <pic:nvPicPr>
+                    <pic:cNvPr id="203" name="image_p3.jpg"/>
+                    <pic:cNvPicPr/>
+                  </pic:nvPicPr>
+                  <pic:blipFill>
+                    <a:blip r:embed="rIdImgP3"/>
+                    <a:stretch>
+                      <a:fillRect/>
+                    </a:stretch>
+                  </pic:blipFill>
+                  <pic:spPr>
+                    <a:xfrm>
+                      <a:off x="0" y="0"/>
+                      <a:ext cx="5943600" cy="1116076"/>
+                    </a:xfrm>
+                    <a:prstGeom prst="rect">
+                      <a:avLst/>
+                    </a:prstGeom>
+                  </pic:spPr>
+                </pic:pic>
+              </a:graphicData>
+            </a:graphic>
+          </wp:inline>
+        </w:drawing>
+      </w:r>
+    </w:p>
+    <w:p>
+      <w:pPr>
+        <w:spacing w:before="60" w:after="120"/>
+        <w:jc w:val="center"/>
+      </w:pPr>
+      <w:r>
+        <w:rPr>
+          <w:b/>
+          <w:color w:val="333333"/>
+          <w:sz w:val="18"/>
+          <w:szCs w:val="18"/>
+        </w:rPr>
+        <w:t xml:space="preserve">그림 3. </w:t>
+      </w:r>
+      <w:r>
+        <w:rPr>
+          <w:color w:val="52514E"/>
+          <w:sz w:val="18"/>
+          <w:szCs w:val="18"/>
+        </w:rPr>
+        <w:t xml:space="preserve">SAM 감지 범위 3단계. ① YOLO 테이블 박스 → ② SAM 테이블 테두리 → ③ 짧은 변의 15%만큼 부풀린 감지 범위</w:t>
+      </w:r>
+    </w:p>
+    <w:p>
+      <w:pPr/>
+      <w:r>
+        <w:t xml:space="preserve">테이블 끝에 앉은 사람까지 잡으려고 범위를 더 넓히자 유리벽 너머 옆방 사람까지 잡혔다. 그래서 범위는 +15%로 두고, 사람 박스가 범위와 겹쳐야 하는 비율(겹침 기준)을 낮췄다. 1차.mp4에서 사람 555번을 기준별로 비교한 결과다.</w:t>
+      </w:r>
+    </w:p>
+    <w:p>
+      <w:pPr>
+        <w:keepNext/>
+        <w:spacing w:before="60" w:after="120"/>
+      </w:pPr>
+      <w:r>
+        <w:rPr>
+          <w:b/>
+          <w:color w:val="333333"/>
+          <w:sz w:val="18"/>
+          <w:szCs w:val="18"/>
+        </w:rPr>
+        <w:t xml:space="preserve">표 6. </w:t>
+      </w:r>
+      <w:r>
+        <w:rPr>
+          <w:color w:val="52514E"/>
+          <w:sz w:val="18"/>
+          <w:szCs w:val="18"/>
+        </w:rPr>
+        <w:t xml:space="preserve">겹침 기준 비교 (1차.mp4, 사람 555번, 1초 단위 378초)</w:t>
+      </w:r>
+    </w:p>
+    <w:tbl>
+      <w:tblPr>
+        <w:tblStyle w:val="TableGrid"/>
+        <w:tblW w:w="0" w:type="auto"/>
+        <w:tblLayout w:type="fixed"/>
+        <w:tblLook w:val="04A0" w:firstRow="1" w:lastRow="0" w:firstColumn="0" w:lastColumn="0" w:noHBand="0" w:noVBand="1"/>
+      </w:tblPr>
+      <w:tblGrid>
+        <w:gridCol w:w="1800"/>
+        <w:gridCol w:w="3780"/>
+        <w:gridCol w:w="3780"/>
+      </w:tblGrid>
+      <w:tr>
+        <w:trPr>
+          <w:cantSplit/>
+          <w:tblHeader/>
+        </w:trPr>
+        <w:tc>
+          <w:tcPr>
+            <w:tcW w:w="1800" w:type="dxa"/>
+            <w:shd w:val="clear" w:color="auto" w:fill="F2F2F2"/>
+          </w:tcPr>
+          <w:p>
+            <w:pPr>
+              <w:keepNext/>
+              <w:spacing w:after="0"/>
+            </w:pPr>
+            <w:r>
+              <w:rPr>
+                <w:b/>
+                <w:sz w:val="18"/>
+                <w:szCs w:val="18"/>
+              </w:rPr>
+              <w:t xml:space="preserve">겹침 기준</w:t>
+            </w:r>
+          </w:p>
+        </w:tc>
+        <w:tc>
+          <w:tcPr>
+            <w:tcW w:w="3780" w:type="dxa"/>
+            <w:shd w:val="clear" w:color="auto" w:fill="F2F2F2"/>
+          </w:tcPr>
+          <w:p>
+            <w:pPr>
+              <w:keepNext/>
+              <w:spacing w:after="0"/>
+            </w:pPr>
+            <w:r>
+              <w:rPr>
+                <w:b/>
+                <w:sz w:val="18"/>
+                <w:szCs w:val="18"/>
+              </w:rPr>
+              <w:t xml:space="preserve">사람별로 재석으로 센 비율</w:t>
+            </w:r>
+          </w:p>
+        </w:tc>
+        <w:tc>
+          <w:tcPr>
+            <w:tcW w:w="3780" w:type="dxa"/>
+            <w:shd w:val="clear" w:color="auto" w:fill="F2F2F2"/>
+          </w:tcPr>
+          <w:p>
+            <w:pPr>
+              <w:keepNext/>
+              <w:spacing w:after="0"/>
+            </w:pPr>
+            <w:r>
+              <w:rPr>
+                <w:b/>
+                <w:sz w:val="18"/>
+                <w:szCs w:val="18"/>
+              </w:rPr>
+              <w:t xml:space="preserve">사람이 있는데 룸을 비었다고 본 순간</w:t>
+            </w:r>
+          </w:p>
+        </w:tc>
+      </w:tr>
+      <w:tr>
+        <w:trPr>
+          <w:cantSplit/>
+        </w:trPr>
+        <w:tc>
+          <w:tcPr>
+            <w:tcW w:w="1800" w:type="dxa"/>
+          </w:tcPr>
+          <w:p>
+            <w:pPr>
+              <w:keepNext/>
+              <w:spacing w:after="0"/>
+            </w:pPr>
+            <w:r>
+              <w:rPr>
+                <w:sz w:val="18"/>
+                <w:szCs w:val="18"/>
+              </w:rPr>
+              <w:t xml:space="preserve">25% (처음)</w:t>
+            </w:r>
+          </w:p>
+        </w:tc>
+        <w:tc>
+          <w:tcPr>
+            <w:tcW w:w="3780" w:type="dxa"/>
+          </w:tcPr>
+          <w:p>
+            <w:pPr>
+              <w:keepNext/>
+              <w:spacing w:after="0"/>
+            </w:pPr>
+            <w:r>
+              <w:rPr>
+                <w:sz w:val="18"/>
+                <w:szCs w:val="18"/>
+              </w:rPr>
+              <w:t xml:space="preserve">95.3%</w:t>
+            </w:r>
+          </w:p>
+        </w:tc>
+        <w:tc>
+          <w:tcPr>
+            <w:tcW w:w="3780" w:type="dxa"/>
+          </w:tcPr>
+          <w:p>
+            <w:pPr>
+              <w:keepNext/>
+              <w:spacing w:after="0"/>
+            </w:pPr>
+            <w:r>
+              <w:rPr>
+                <w:sz w:val="18"/>
+                <w:szCs w:val="18"/>
+              </w:rPr>
+              <w:t xml:space="preserve">1초</w:t>
+            </w:r>
+          </w:p>
+        </w:tc>
+      </w:tr>
+      <w:tr>
+        <w:trPr>
+          <w:cantSplit/>
+        </w:trPr>
+        <w:tc>
+          <w:tcPr>
+            <w:tcW w:w="1800" w:type="dxa"/>
+          </w:tcPr>
+          <w:p>
+            <w:pPr>
+              <w:keepNext/>
+              <w:spacing w:after="0"/>
+            </w:pPr>
+            <w:r>
+              <w:rPr>
+                <w:sz w:val="18"/>
+                <w:szCs w:val="18"/>
+              </w:rPr>
+              <w:t xml:space="preserve">15%</w:t>
+            </w:r>
+          </w:p>
+        </w:tc>
+        <w:tc>
+          <w:tcPr>
+            <w:tcW w:w="3780" w:type="dxa"/>
+          </w:tcPr>
+          <w:p>
+            <w:pPr>
+              <w:keepNext/>
+              <w:spacing w:after="0"/>
+            </w:pPr>
+            <w:r>
+              <w:rPr>
+                <w:sz w:val="18"/>
+                <w:szCs w:val="18"/>
+              </w:rPr>
+              <w:t xml:space="preserve">96.9%</w:t>
+            </w:r>
+          </w:p>
+        </w:tc>
+        <w:tc>
+          <w:tcPr>
+            <w:tcW w:w="3780" w:type="dxa"/>
+          </w:tcPr>
+          <w:p>
+            <w:pPr>
+              <w:keepNext/>
+              <w:spacing w:after="0"/>
+            </w:pPr>
+            <w:r>
+              <w:rPr>
+                <w:sz w:val="18"/>
+                <w:szCs w:val="18"/>
+              </w:rPr>
+              <w:t xml:space="preserve">1초 (마지막 사람이 나가는 순간)</w:t>
+            </w:r>
+          </w:p>
+        </w:tc>
+      </w:tr>
+      <w:tr>
+        <w:trPr>
+          <w:cantSplit/>
+        </w:trPr>
+        <w:tc>
+          <w:tcPr>
+            <w:tcW w:w="1800" w:type="dxa"/>
+          </w:tcPr>
+          <w:p>
+            <w:pPr>
+              <w:keepNext/>
+              <w:spacing w:after="0"/>
+            </w:pPr>
+            <w:r>
+              <w:rPr>
+                <w:sz w:val="18"/>
+                <w:szCs w:val="18"/>
+              </w:rPr>
+              <w:t xml:space="preserve">10% (최종)</w:t>
+            </w:r>
+          </w:p>
+        </w:tc>
+        <w:tc>
+          <w:tcPr>
+            <w:tcW w:w="3780" w:type="dxa"/>
+          </w:tcPr>
+          <w:p>
+            <w:pPr>
+              <w:keepNext/>
+              <w:spacing w:after="0"/>
+            </w:pPr>
+            <w:r>
+              <w:rPr>
+                <w:sz w:val="18"/>
+                <w:szCs w:val="18"/>
+              </w:rPr>
+              <w:t xml:space="preserve">97.5%</w:t>
+            </w:r>
+          </w:p>
+        </w:tc>
+        <w:tc>
+          <w:tcPr>
+            <w:tcW w:w="3780" w:type="dxa"/>
+          </w:tcPr>
+          <w:p>
+            <w:pPr>
+              <w:keepNext/>
+              <w:spacing w:after="0"/>
+            </w:pPr>
+            <w:r>
+              <w:rPr>
+                <w:sz w:val="18"/>
+                <w:szCs w:val="18"/>
+              </w:rPr>
+              <w:t xml:space="preserve">0초</w:t>
+            </w:r>
+          </w:p>
+        </w:tc>
+      </w:tr>
+      <w:tr>
+        <w:trPr>
+          <w:cantSplit/>
+        </w:trPr>
+        <w:tc>
+          <w:tcPr>
+            <w:tcW w:w="1800" w:type="dxa"/>
+          </w:tcPr>
+          <w:p>
+            <w:pPr>
+              <w:spacing w:after="0"/>
+            </w:pPr>
+            <w:r>
+              <w:rPr>
+                <w:sz w:val="18"/>
+                <w:szCs w:val="18"/>
+              </w:rPr>
+              <w:t xml:space="preserve">1%</w:t>
+            </w:r>
+          </w:p>
+        </w:tc>
+        <w:tc>
+          <w:tcPr>
+            <w:tcW w:w="3780" w:type="dxa"/>
+          </w:tcPr>
+          <w:p>
+            <w:pPr>
+              <w:spacing w:after="0"/>
+            </w:pPr>
+            <w:r>
+              <w:rPr>
+                <w:sz w:val="18"/>
+                <w:szCs w:val="18"/>
+              </w:rPr>
+              <w:t xml:space="preserve">99.5%</w:t>
+            </w:r>
+          </w:p>
+        </w:tc>
+        <w:tc>
+          <w:tcPr>
+            <w:tcW w:w="3780" w:type="dxa"/>
+          </w:tcPr>
+          <w:p>
+            <w:pPr>
+              <w:spacing w:after="0"/>
+            </w:pPr>
+            <w:r>
+              <w:rPr>
+                <w:sz w:val="18"/>
+                <w:szCs w:val="18"/>
+              </w:rPr>
+              <w:t xml:space="preserve">0초</w:t>
+            </w:r>
+          </w:p>
+        </w:tc>
+      </w:tr>
+    </w:tbl>
+    <w:p>
+      <w:pPr/>
+      <w:r>
+        <w:t xml:space="preserve">1%까지 낮추면 감지 범위에 살짝 닿기만 해도 재석이 되어, 짐만 남은 룸 앞 통로에 누가 서 있으면 부재 타이머가 계속 처음으로 돌아간다. 그래서 시험한 값 중 룸 판정이 틀린 순간이 없는 가장 높은 기준인 10%로 정했다. 이렇게 만든 감지 범위로 같은 룸의 신호등 색이 바뀌는 모습은 그림 4와 같다.</w:t>
+      </w:r>
+    </w:p>
+    <w:p>
+      <w:pPr>
+        <w:keepNext/>
+        <w:spacing w:before="120" w:after="0"/>
+        <w:jc w:val="center"/>
+      </w:pPr>
+      <w:r>
+        <w:drawing>
+          <wp:inline distT="0" distB="0" distL="0" distR="0">
+            <wp:extent cx="5943600" cy="1102793"/>
+            <wp:docPr id="204" name="Figure P4"/>
+            <wp:cNvGraphicFramePr>
+              <a:graphicFrameLocks noChangeAspect="1"/>
+            </wp:cNvGraphicFramePr>
+            <a:graphic>
+              <a:graphicData uri="http://schemas.openxmlformats.org/drawingml/2006/picture">
+                <pic:pic>
+                  <pic:nvPicPr>
+                    <pic:cNvPr id="204" name="image_p4.jpg"/>
+                    <pic:cNvPicPr/>
+                  </pic:nvPicPr>
+                  <pic:blipFill>
+                    <a:blip r:embed="rIdImgP4"/>
+                    <a:stretch>
+                      <a:fillRect/>
+                    </a:stretch>
+                  </pic:blipFill>
+                  <pic:spPr>
+                    <a:xfrm>
+                      <a:off x="0" y="0"/>
+                      <a:ext cx="5943600" cy="1102793"/>
+                    </a:xfrm>
+                    <a:prstGeom prst="rect">
+                      <a:avLst/>
+                    </a:prstGeom>
+                  </pic:spPr>
+                </pic:pic>
+              </a:graphicData>
+            </a:graphic>
+          </wp:inline>
+        </w:drawing>
+      </w:r>
+    </w:p>
+    <w:p>
+      <w:pPr>
+        <w:spacing w:before="60" w:after="120"/>
+        <w:jc w:val="center"/>
+      </w:pPr>
+      <w:r>
+        <w:rPr>
+          <w:b/>
+          <w:color w:val="333333"/>
+          <w:sz w:val="18"/>
+          <w:szCs w:val="18"/>
+        </w:rPr>
+        <w:t xml:space="preserve">그림 4. </w:t>
+      </w:r>
+      <w:r>
+        <w:rPr>
+          <w:color w:val="52514E"/>
+          <w:sz w:val="18"/>
+          <w:szCs w:val="18"/>
+        </w:rPr>
+        <w:t xml:space="preserve">같은 룸의 판정. 왼쪽부터 빨강(사용 중), 노랑(자리 비움), 초록(이용 가능). 사람은 모자이크했다</w:t>
+      </w:r>
+    </w:p>
+    <w:p>
+      <w:pPr>
+        <w:pStyle w:val="Heading3"/>
+        <w:keepNext/>
+      </w:pPr>
+      <w:r>
+        <w:t xml:space="preserve">6. 비용과 서버 사양 (RQ3, RQ4)</w:t>
+      </w:r>
+    </w:p>
+    <w:p>
+      <w:pPr/>
+      <w:r>
+        <w:t xml:space="preserve">교수님 피드백("비용이 정말 최소인지 보여 줘라, 오픈소스도 공짜가 아니다")에 맞춰, 학교에 파는 B2B 기준으로 비용을 항목별로 계산했다(그림 5). 처음 계산에는 PoE 스위치, 업체 시공, 1층 현황판 모니터가 들어 있어 학교가 내기엔 컸다. 와이파이 카메라(Tapo C210)로 바꿔 PoE와 시공을 빼고, 현황판은 고도화 단계로 미뤘다. Tapo C210은 앱 전용 홈캠과 달리 RTSP로 영상을 직접 받을 수 있어, 영상이 제조사 클라우드를 거치지 않는다.</w:t>
+      </w:r>
+    </w:p>
+    <w:p>
+      <w:pPr>
+        <w:keepNext/>
+        <w:spacing w:before="120" w:after="0"/>
+        <w:jc w:val="center"/>
+      </w:pPr>
+      <w:r>
+        <w:drawing>
+          <wp:inline distT="0" distB="0" distL="0" distR="0">
+            <wp:extent cx="5943600" cy="3397758"/>
+            <wp:docPr id="205" name="Figure P5"/>
+            <wp:cNvGraphicFramePr>
+              <a:graphicFrameLocks noChangeAspect="1"/>
+            </wp:cNvGraphicFramePr>
+            <a:graphic>
+              <a:graphicData uri="http://schemas.openxmlformats.org/drawingml/2006/picture">
+                <pic:pic>
+                  <pic:nvPicPr>
+                    <pic:cNvPr id="205" name="image_p5.png"/>
+                    <pic:cNvPicPr/>
+                  </pic:nvPicPr>
+                  <pic:blipFill>
+                    <a:blip r:embed="rIdImgP5"/>
+                    <a:stretch>
+                      <a:fillRect/>
+                    </a:stretch>
+                  </pic:blipFill>
+                  <pic:spPr>
+                    <a:xfrm>
+                      <a:off x="0" y="0"/>
+                      <a:ext cx="5943600" cy="3397758"/>
+                    </a:xfrm>
+                    <a:prstGeom prst="rect">
+                      <a:avLst/>
+                    </a:prstGeom>
+                  </pic:spPr>
+                </pic:pic>
+              </a:graphicData>
+            </a:graphic>
+          </wp:inline>
+        </w:drawing>
+      </w:r>
+    </w:p>
+    <w:p>
+      <w:pPr>
+        <w:spacing w:before="60" w:after="120"/>
+        <w:jc w:val="center"/>
+      </w:pPr>
+      <w:r>
+        <w:rPr>
+          <w:b/>
+          <w:color w:val="333333"/>
+          <w:sz w:val="18"/>
+          <w:szCs w:val="18"/>
+        </w:rPr>
+        <w:t xml:space="preserve">그림 5. </w:t>
+      </w:r>
+      <w:r>
+        <w:rPr>
+          <w:color w:val="52514E"/>
+          <w:sz w:val="18"/>
+          <w:szCs w:val="18"/>
+        </w:rPr>
+        <w:t xml:space="preserve">시스템 컨텍스트 다이어그램. 고객은 학교 운영 담당, 사용자는 학생이며, 판정은 교내 PC 1대에서 한다</w:t>
+      </w:r>
+    </w:p>
+    <w:p>
+      <w:pPr>
+        <w:keepNext/>
+        <w:spacing w:before="60" w:after="120"/>
+      </w:pPr>
+      <w:r>
+        <w:rPr>
+          <w:b/>
+          <w:color w:val="333333"/>
+          <w:sz w:val="18"/>
+          <w:szCs w:val="18"/>
+        </w:rPr>
+        <w:t xml:space="preserve">표 7. </w:t>
+      </w:r>
+      <w:r>
+        <w:rPr>
+          <w:color w:val="52514E"/>
+          <w:sz w:val="18"/>
+          <w:szCs w:val="18"/>
+        </w:rPr>
+        <w:t xml:space="preserve">초기 비용 (룸 14개)</w:t>
+      </w:r>
+    </w:p>
+    <w:tbl>
+      <w:tblPr>
+        <w:tblStyle w:val="TableGrid"/>
+        <w:tblW w:w="0" w:type="auto"/>
+        <w:tblLayout w:type="fixed"/>
+        <w:tblLook w:val="04A0" w:firstRow="1" w:lastRow="0" w:firstColumn="0" w:lastColumn="0" w:noHBand="0" w:noVBand="1"/>
+      </w:tblPr>
+      <w:tblGrid>
+        <w:gridCol w:w="3000"/>
+        <w:gridCol w:w="3600"/>
+        <w:gridCol w:w="2760"/>
+      </w:tblGrid>
+      <w:tr>
+        <w:trPr>
+          <w:cantSplit/>
+          <w:tblHeader/>
+        </w:trPr>
+        <w:tc>
+          <w:tcPr>
+            <w:tcW w:w="3000" w:type="dxa"/>
+            <w:shd w:val="clear" w:color="auto" w:fill="F2F2F2"/>
+          </w:tcPr>
+          <w:p>
+            <w:pPr>
+              <w:keepNext/>
+              <w:spacing w:after="0"/>
+            </w:pPr>
+            <w:r>
+              <w:rPr>
+                <w:b/>
+                <w:sz w:val="18"/>
+                <w:szCs w:val="18"/>
+              </w:rPr>
+              <w:t xml:space="preserve">항목</w:t>
+            </w:r>
+          </w:p>
+        </w:tc>
+        <w:tc>
+          <w:tcPr>
+            <w:tcW w:w="3600" w:type="dxa"/>
+            <w:shd w:val="clear" w:color="auto" w:fill="F2F2F2"/>
+          </w:tcPr>
+          <w:p>
+            <w:pPr>
+              <w:keepNext/>
+              <w:spacing w:after="0"/>
+            </w:pPr>
+            <w:r>
+              <w:rPr>
+                <w:b/>
+                <w:sz w:val="18"/>
+                <w:szCs w:val="18"/>
+              </w:rPr>
+              <w:t xml:space="preserve">계산</w:t>
+            </w:r>
+          </w:p>
+        </w:tc>
+        <w:tc>
+          <w:tcPr>
+            <w:tcW w:w="2760" w:type="dxa"/>
+            <w:shd w:val="clear" w:color="auto" w:fill="F2F2F2"/>
+          </w:tcPr>
+          <w:p>
+            <w:pPr>
+              <w:keepNext/>
+              <w:spacing w:after="0"/>
+            </w:pPr>
+            <w:r>
+              <w:rPr>
+                <w:b/>
+                <w:sz w:val="18"/>
+                <w:szCs w:val="18"/>
+              </w:rPr>
+              <w:t xml:space="preserve">금액</w:t>
+            </w:r>
+          </w:p>
+        </w:tc>
+      </w:tr>
+      <w:tr>
+        <w:trPr>
+          <w:cantSplit/>
+        </w:trPr>
+        <w:tc>
+          <w:tcPr>
+            <w:tcW w:w="3000" w:type="dxa"/>
+          </w:tcPr>
+          <w:p>
+            <w:pPr>
+              <w:keepNext/>
+              <w:spacing w:after="0"/>
+            </w:pPr>
+            <w:r>
+              <w:rPr>
+                <w:sz w:val="18"/>
+                <w:szCs w:val="18"/>
+              </w:rPr>
+              <w:t xml:space="preserve">카메라 (Tapo C210)</w:t>
+            </w:r>
+          </w:p>
+        </w:tc>
+        <w:tc>
+          <w:tcPr>
+            <w:tcW w:w="3600" w:type="dxa"/>
+          </w:tcPr>
+          <w:p>
+            <w:pPr>
+              <w:keepNext/>
+              <w:spacing w:after="0"/>
+            </w:pPr>
+            <w:r>
+              <w:rPr>
+                <w:sz w:val="18"/>
+                <w:szCs w:val="18"/>
+              </w:rPr>
+              <w:t xml:space="preserve">14대 × 45,900원</w:t>
+            </w:r>
+          </w:p>
+        </w:tc>
+        <w:tc>
+          <w:tcPr>
+            <w:tcW w:w="2760" w:type="dxa"/>
+          </w:tcPr>
+          <w:p>
+            <w:pPr>
+              <w:keepNext/>
+              <w:spacing w:after="0"/>
+            </w:pPr>
+            <w:r>
+              <w:rPr>
+                <w:sz w:val="18"/>
+                <w:szCs w:val="18"/>
+              </w:rPr>
+              <w:t xml:space="preserve">64만 원</w:t>
+            </w:r>
+          </w:p>
+        </w:tc>
+      </w:tr>
+      <w:tr>
+        <w:trPr>
+          <w:cantSplit/>
+        </w:trPr>
+        <w:tc>
+          <w:tcPr>
+            <w:tcW w:w="3000" w:type="dxa"/>
+          </w:tcPr>
+          <w:p>
+            <w:pPr>
+              <w:keepNext/>
+              <w:spacing w:after="0"/>
+            </w:pPr>
+            <w:r>
+              <w:rPr>
+                <w:sz w:val="18"/>
+                <w:szCs w:val="18"/>
+              </w:rPr>
+              <w:t xml:space="preserve">판정 서버 PC (DB 포함)</w:t>
+            </w:r>
+          </w:p>
+        </w:tc>
+        <w:tc>
+          <w:tcPr>
+            <w:tcW w:w="3600" w:type="dxa"/>
+          </w:tcPr>
+          <w:p>
+            <w:pPr>
+              <w:keepNext/>
+              <w:spacing w:after="0"/>
+            </w:pPr>
+            <w:r>
+              <w:rPr>
+                <w:sz w:val="18"/>
+                <w:szCs w:val="18"/>
+              </w:rPr>
+              <w:t xml:space="preserve">1대</w:t>
+            </w:r>
+          </w:p>
+        </w:tc>
+        <w:tc>
+          <w:tcPr>
+            <w:tcW w:w="2760" w:type="dxa"/>
+          </w:tcPr>
+          <w:p>
+            <w:pPr>
+              <w:keepNext/>
+              <w:spacing w:after="0"/>
+            </w:pPr>
+            <w:r>
+              <w:rPr>
+                <w:sz w:val="18"/>
+                <w:szCs w:val="18"/>
+              </w:rPr>
+              <w:t xml:space="preserve">50만 원</w:t>
+            </w:r>
+          </w:p>
+        </w:tc>
+      </w:tr>
+      <w:tr>
+        <w:trPr>
+          <w:cantSplit/>
+        </w:trPr>
+        <w:tc>
+          <w:tcPr>
+            <w:tcW w:w="3000" w:type="dxa"/>
+          </w:tcPr>
+          <w:p>
+            <w:pPr>
+              <w:keepNext/>
+              <w:spacing w:after="0"/>
+            </w:pPr>
+            <w:r>
+              <w:rPr>
+                <w:sz w:val="18"/>
+                <w:szCs w:val="18"/>
+              </w:rPr>
+              <w:t xml:space="preserve">문 앞 신호등</w:t>
+            </w:r>
+          </w:p>
+        </w:tc>
+        <w:tc>
+          <w:tcPr>
+            <w:tcW w:w="3600" w:type="dxa"/>
+          </w:tcPr>
+          <w:p>
+            <w:pPr>
+              <w:keepNext/>
+              <w:spacing w:after="0"/>
+            </w:pPr>
+            <w:r>
+              <w:rPr>
+                <w:sz w:val="18"/>
+                <w:szCs w:val="18"/>
+              </w:rPr>
+              <w:t xml:space="preserve">14개 × 35,000원</w:t>
+            </w:r>
+          </w:p>
+        </w:tc>
+        <w:tc>
+          <w:tcPr>
+            <w:tcW w:w="2760" w:type="dxa"/>
+          </w:tcPr>
+          <w:p>
+            <w:pPr>
+              <w:keepNext/>
+              <w:spacing w:after="0"/>
+            </w:pPr>
+            <w:r>
+              <w:rPr>
+                <w:sz w:val="18"/>
+                <w:szCs w:val="18"/>
+              </w:rPr>
+              <w:t xml:space="preserve">49만 원</w:t>
+            </w:r>
+          </w:p>
+        </w:tc>
+      </w:tr>
+      <w:tr>
+        <w:trPr>
+          <w:cantSplit/>
+        </w:trPr>
+        <w:tc>
+          <w:tcPr>
+            <w:tcW w:w="3000" w:type="dxa"/>
+          </w:tcPr>
+          <w:p>
+            <w:pPr>
+              <w:keepNext/>
+              <w:spacing w:after="0"/>
+            </w:pPr>
+            <w:r>
+              <w:rPr>
+                <w:sz w:val="18"/>
+                <w:szCs w:val="18"/>
+              </w:rPr>
+              <w:t xml:space="preserve">전기 공사</w:t>
+            </w:r>
+          </w:p>
+        </w:tc>
+        <w:tc>
+          <w:tcPr>
+            <w:tcW w:w="3600" w:type="dxa"/>
+          </w:tcPr>
+          <w:p>
+            <w:pPr>
+              <w:keepNext/>
+              <w:spacing w:after="0"/>
+            </w:pPr>
+            <w:r>
+              <w:rPr>
+                <w:sz w:val="18"/>
+                <w:szCs w:val="18"/>
+              </w:rPr>
+              <w:t xml:space="preserve">전체</w:t>
+            </w:r>
+          </w:p>
+        </w:tc>
+        <w:tc>
+          <w:tcPr>
+            <w:tcW w:w="2760" w:type="dxa"/>
+          </w:tcPr>
+          <w:p>
+            <w:pPr>
+              <w:keepNext/>
+              <w:spacing w:after="0"/>
+            </w:pPr>
+            <w:r>
+              <w:rPr>
+                <w:sz w:val="18"/>
+                <w:szCs w:val="18"/>
+              </w:rPr>
+              <w:t xml:space="preserve">30만 원</w:t>
+            </w:r>
+          </w:p>
+        </w:tc>
+      </w:tr>
+      <w:tr>
+        <w:trPr>
+          <w:cantSplit/>
+        </w:trPr>
+        <w:tc>
+          <w:tcPr>
+            <w:tcW w:w="3000" w:type="dxa"/>
+          </w:tcPr>
+          <w:p>
+            <w:pPr>
+              <w:keepNext/>
+              <w:spacing w:after="0"/>
+            </w:pPr>
+            <w:r>
+              <w:rPr>
+                <w:sz w:val="18"/>
+                <w:szCs w:val="18"/>
+              </w:rPr>
+              <w:t xml:space="preserve">카메라 고정 부자재</w:t>
+            </w:r>
+          </w:p>
+        </w:tc>
+        <w:tc>
+          <w:tcPr>
+            <w:tcW w:w="3600" w:type="dxa"/>
+          </w:tcPr>
+          <w:p>
+            <w:pPr>
+              <w:keepNext/>
+              <w:spacing w:after="0"/>
+            </w:pPr>
+            <w:r>
+              <w:rPr>
+                <w:sz w:val="18"/>
+                <w:szCs w:val="18"/>
+              </w:rPr>
+              <w:t xml:space="preserve">14곳 × 10,000원</w:t>
+            </w:r>
+          </w:p>
+        </w:tc>
+        <w:tc>
+          <w:tcPr>
+            <w:tcW w:w="2760" w:type="dxa"/>
+          </w:tcPr>
+          <w:p>
+            <w:pPr>
+              <w:keepNext/>
+              <w:spacing w:after="0"/>
+            </w:pPr>
+            <w:r>
+              <w:rPr>
+                <w:sz w:val="18"/>
+                <w:szCs w:val="18"/>
+              </w:rPr>
+              <w:t xml:space="preserve">14만 원</w:t>
+            </w:r>
+          </w:p>
+        </w:tc>
+      </w:tr>
+      <w:tr>
+        <w:trPr>
+          <w:cantSplit/>
+        </w:trPr>
+        <w:tc>
+          <w:tcPr>
+            <w:tcW w:w="3000" w:type="dxa"/>
+          </w:tcPr>
+          <w:p>
+            <w:pPr>
+              <w:keepNext/>
+              <w:spacing w:after="0"/>
+            </w:pPr>
+            <w:r>
+              <w:rPr>
+                <w:sz w:val="18"/>
+                <w:szCs w:val="18"/>
+              </w:rPr>
+              <w:t xml:space="preserve">PoE 스위치 · 1층 현황판</w:t>
+            </w:r>
+          </w:p>
+        </w:tc>
+        <w:tc>
+          <w:tcPr>
+            <w:tcW w:w="3600" w:type="dxa"/>
+          </w:tcPr>
+          <w:p>
+            <w:pPr>
+              <w:keepNext/>
+              <w:spacing w:after="0"/>
+            </w:pPr>
+            <w:r>
+              <w:rPr>
+                <w:sz w:val="18"/>
+                <w:szCs w:val="18"/>
+              </w:rPr>
+              <w:t xml:space="preserve">와이파이 카메라라 불필요 · 고도화 단계로 미룸</w:t>
+            </w:r>
+          </w:p>
+        </w:tc>
+        <w:tc>
+          <w:tcPr>
+            <w:tcW w:w="2760" w:type="dxa"/>
+          </w:tcPr>
+          <w:p>
+            <w:pPr>
+              <w:keepNext/>
+              <w:spacing w:after="0"/>
+            </w:pPr>
+            <w:r>
+              <w:rPr>
+                <w:sz w:val="18"/>
+                <w:szCs w:val="18"/>
+              </w:rPr>
+              <w:t xml:space="preserve">0원</w:t>
+            </w:r>
+          </w:p>
+        </w:tc>
+      </w:tr>
+      <w:tr>
+        <w:trPr>
+          <w:cantSplit/>
+        </w:trPr>
+        <w:tc>
+          <w:tcPr>
+            <w:tcW w:w="3000" w:type="dxa"/>
+          </w:tcPr>
+          <w:p>
+            <w:pPr>
+              <w:spacing w:after="0"/>
+            </w:pPr>
+            <w:r>
+              <w:rPr>
+                <w:sz w:val="18"/>
+                <w:szCs w:val="18"/>
+              </w:rPr>
+              <w:t xml:space="preserve">합계</w:t>
+            </w:r>
+          </w:p>
+        </w:tc>
+        <w:tc>
+          <w:tcPr>
+            <w:tcW w:w="3600" w:type="dxa"/>
+          </w:tcPr>
+          <w:p>
+            <w:pPr>
+              <w:spacing w:after="0"/>
+            </w:pPr>
+            <w:r>
+              <w:rPr>
+                <w:sz w:val="18"/>
+                <w:szCs w:val="18"/>
+              </w:rPr>
+              <w:t xml:space="preserve">룸당 약 15만 원</w:t>
+            </w:r>
+          </w:p>
+        </w:tc>
+        <w:tc>
+          <w:tcPr>
+            <w:tcW w:w="2760" w:type="dxa"/>
+          </w:tcPr>
+          <w:p>
+            <w:pPr>
+              <w:spacing w:after="0"/>
+            </w:pPr>
+            <w:r>
+              <w:rPr>
+                <w:sz w:val="18"/>
+                <w:szCs w:val="18"/>
+              </w:rPr>
+              <w:t xml:space="preserve">207만 원</w:t>
+            </w:r>
+          </w:p>
+        </w:tc>
+      </w:tr>
+    </w:tbl>
+    <w:p>
+      <w:pPr/>
+      <w:r>
+        <w:t xml:space="preserve">운영비는 룸 단위 구독으로 정했다. 룸당 월 1.5만 원(14개 룸이면 월 21만 원, 연 252만 원)이고, 점검·고장 수리(출장비 제외)·재학습 인건비를 넣었다. 룸 단위라 일부 룸부터 도입할 수 있다. 한양대 2026학년도 교비회계 자금예산서(ERICA)의 학생지원비 103.6억 원과 비교하면 연 구독료는 0.02%, 초기 비용을 더한 첫해도 0.04%다.</w:t>
+      </w:r>
+    </w:p>
+    <w:p>
+      <w:pPr/>
+      <w:r>
+        <w:t xml:space="preserve">서버 최소 사양은 실측으로 정했다. 룸 14개를 1초에 1장씩 판정하려면 1장을 71ms 안에 처리해야 한다. 팀 노트북에서 YOLO26s v2(입력 960)를 30번 돌린 중앙값으로 재고, GPU 연산 성능(TFLOPS) 비율로 학교 PC급 GPU를 환산했다.</w:t>
+      </w:r>
+    </w:p>
+    <w:p>
+      <w:pPr>
+        <w:keepNext/>
+        <w:spacing w:before="60" w:after="120"/>
+      </w:pPr>
+      <w:r>
+        <w:rPr>
+          <w:b/>
+          <w:color w:val="333333"/>
+          <w:sz w:val="18"/>
+          <w:szCs w:val="18"/>
+        </w:rPr>
+        <w:t xml:space="preserve">표 8. </w:t>
+      </w:r>
+      <w:r>
+        <w:rPr>
+          <w:color w:val="52514E"/>
+          <w:sz w:val="18"/>
+          <w:szCs w:val="18"/>
+        </w:rPr>
+        <w:t xml:space="preserve">1장 처리 시간과 서버 사양</w:t>
+      </w:r>
+    </w:p>
+    <w:tbl>
+      <w:tblPr>
+        <w:tblStyle w:val="TableGrid"/>
+        <w:tblW w:w="0" w:type="auto"/>
+        <w:tblLayout w:type="fixed"/>
+        <w:tblLook w:val="04A0" w:firstRow="1" w:lastRow="0" w:firstColumn="0" w:lastColumn="0" w:noHBand="0" w:noVBand="1"/>
+      </w:tblPr>
+      <w:tblGrid>
+        <w:gridCol w:w="3400"/>
+        <w:gridCol w:w="2000"/>
+        <w:gridCol w:w="1800"/>
+        <w:gridCol w:w="2160"/>
+      </w:tblGrid>
+      <w:tr>
+        <w:trPr>
+          <w:cantSplit/>
+          <w:tblHeader/>
+        </w:trPr>
+        <w:tc>
+          <w:tcPr>
+            <w:tcW w:w="3400" w:type="dxa"/>
+            <w:shd w:val="clear" w:color="auto" w:fill="F2F2F2"/>
+          </w:tcPr>
+          <w:p>
+            <w:pPr>
+              <w:keepNext/>
+              <w:spacing w:after="0"/>
+            </w:pPr>
+            <w:r>
+              <w:rPr>
+                <w:b/>
+                <w:sz w:val="18"/>
+                <w:szCs w:val="18"/>
+              </w:rPr>
+              <w:t xml:space="preserve">방식</w:t>
+            </w:r>
+          </w:p>
+        </w:tc>
+        <w:tc>
+          <w:tcPr>
+            <w:tcW w:w="2000" w:type="dxa"/>
+            <w:shd w:val="clear" w:color="auto" w:fill="F2F2F2"/>
+          </w:tcPr>
+          <w:p>
+            <w:pPr>
+              <w:keepNext/>
+              <w:spacing w:after="0"/>
+            </w:pPr>
+            <w:r>
+              <w:rPr>
+                <w:b/>
+                <w:sz w:val="18"/>
+                <w:szCs w:val="18"/>
+              </w:rPr>
+              <w:t xml:space="preserve">1장 처리</w:t>
+            </w:r>
+          </w:p>
+        </w:tc>
+        <w:tc>
+          <w:tcPr>
+            <w:tcW w:w="1800" w:type="dxa"/>
+            <w:shd w:val="clear" w:color="auto" w:fill="F2F2F2"/>
+          </w:tcPr>
+          <w:p>
+            <w:pPr>
+              <w:keepNext/>
+              <w:spacing w:after="0"/>
+            </w:pPr>
+            <w:r>
+              <w:rPr>
+                <w:b/>
+                <w:sz w:val="18"/>
+                <w:szCs w:val="18"/>
+              </w:rPr>
+              <w:t xml:space="preserve">초당 처리</w:t>
+            </w:r>
+          </w:p>
+        </w:tc>
+        <w:tc>
+          <w:tcPr>
+            <w:tcW w:w="2160" w:type="dxa"/>
+            <w:shd w:val="clear" w:color="auto" w:fill="F2F2F2"/>
+          </w:tcPr>
+          <w:p>
+            <w:pPr>
+              <w:keepNext/>
+              <w:spacing w:after="0"/>
+            </w:pPr>
+            <w:r>
+              <w:rPr>
+                <w:b/>
+                <w:sz w:val="18"/>
+                <w:szCs w:val="18"/>
+              </w:rPr>
+              <w:t xml:space="preserve">71ms 기준</w:t>
+            </w:r>
+          </w:p>
+        </w:tc>
+      </w:tr>
+      <w:tr>
+        <w:trPr>
+          <w:cantSplit/>
+        </w:trPr>
+        <w:tc>
+          <w:tcPr>
+            <w:tcW w:w="3400" w:type="dxa"/>
+          </w:tcPr>
+          <w:p>
+            <w:pPr>
+              <w:keepNext/>
+              <w:spacing w:after="0"/>
+            </w:pPr>
+            <w:r>
+              <w:rPr>
+                <w:sz w:val="18"/>
+                <w:szCs w:val="18"/>
+              </w:rPr>
+              <w:t xml:space="preserve">CPU만 (라이젠 7 250)</w:t>
+            </w:r>
+          </w:p>
+        </w:tc>
+        <w:tc>
+          <w:tcPr>
+            <w:tcW w:w="2000" w:type="dxa"/>
+          </w:tcPr>
+          <w:p>
+            <w:pPr>
+              <w:keepNext/>
+              <w:spacing w:after="0"/>
+            </w:pPr>
+            <w:r>
+              <w:rPr>
+                <w:sz w:val="18"/>
+                <w:szCs w:val="18"/>
+              </w:rPr>
+              <w:t xml:space="preserve">135ms</w:t>
+            </w:r>
+          </w:p>
+        </w:tc>
+        <w:tc>
+          <w:tcPr>
+            <w:tcW w:w="1800" w:type="dxa"/>
+          </w:tcPr>
+          <w:p>
+            <w:pPr>
+              <w:keepNext/>
+              <w:spacing w:after="0"/>
+            </w:pPr>
+            <w:r>
+              <w:rPr>
+                <w:sz w:val="18"/>
+                <w:szCs w:val="18"/>
+              </w:rPr>
+              <w:t xml:space="preserve">7.4장</w:t>
+            </w:r>
+          </w:p>
+        </w:tc>
+        <w:tc>
+          <w:tcPr>
+            <w:tcW w:w="2160" w:type="dxa"/>
+          </w:tcPr>
+          <w:p>
+            <w:pPr>
+              <w:keepNext/>
+              <w:spacing w:after="0"/>
+            </w:pPr>
+            <w:r>
+              <w:rPr>
+                <w:sz w:val="18"/>
+                <w:szCs w:val="18"/>
+              </w:rPr>
+              <w:t xml:space="preserve">부족</w:t>
+            </w:r>
+          </w:p>
+        </w:tc>
+      </w:tr>
+      <w:tr>
+        <w:trPr>
+          <w:cantSplit/>
+        </w:trPr>
+        <w:tc>
+          <w:tcPr>
+            <w:tcW w:w="3400" w:type="dxa"/>
+          </w:tcPr>
+          <w:p>
+            <w:pPr>
+              <w:keepNext/>
+              <w:spacing w:after="0"/>
+            </w:pPr>
+            <w:r>
+              <w:rPr>
+                <w:sz w:val="18"/>
+                <w:szCs w:val="18"/>
+              </w:rPr>
+              <w:t xml:space="preserve">CPU + GPU (RTX 5060 노트북, 실측)</w:t>
+            </w:r>
+          </w:p>
+        </w:tc>
+        <w:tc>
+          <w:tcPr>
+            <w:tcW w:w="2000" w:type="dxa"/>
+          </w:tcPr>
+          <w:p>
+            <w:pPr>
+              <w:keepNext/>
+              <w:spacing w:after="0"/>
+            </w:pPr>
+            <w:r>
+              <w:rPr>
+                <w:sz w:val="18"/>
+                <w:szCs w:val="18"/>
+              </w:rPr>
+              <w:t xml:space="preserve">18.1ms</w:t>
+            </w:r>
+          </w:p>
+        </w:tc>
+        <w:tc>
+          <w:tcPr>
+            <w:tcW w:w="1800" w:type="dxa"/>
+          </w:tcPr>
+          <w:p>
+            <w:pPr>
+              <w:keepNext/>
+              <w:spacing w:after="0"/>
+            </w:pPr>
+            <w:r>
+              <w:rPr>
+                <w:sz w:val="18"/>
+                <w:szCs w:val="18"/>
+              </w:rPr>
+              <w:t xml:space="preserve">55장</w:t>
+            </w:r>
+          </w:p>
+        </w:tc>
+        <w:tc>
+          <w:tcPr>
+            <w:tcW w:w="2160" w:type="dxa"/>
+          </w:tcPr>
+          <w:p>
+            <w:pPr>
+              <w:keepNext/>
+              <w:spacing w:after="0"/>
+            </w:pPr>
+            <w:r>
+              <w:rPr>
+                <w:sz w:val="18"/>
+                <w:szCs w:val="18"/>
+              </w:rPr>
+              <w:t xml:space="preserve">3.9배 여유</w:t>
+            </w:r>
+          </w:p>
+        </w:tc>
+      </w:tr>
+      <w:tr>
+        <w:trPr>
+          <w:cantSplit/>
+        </w:trPr>
+        <w:tc>
+          <w:tcPr>
+            <w:tcW w:w="3400" w:type="dxa"/>
+          </w:tcPr>
+          <w:p>
+            <w:pPr>
+              <w:keepNext/>
+              <w:spacing w:after="0"/>
+            </w:pPr>
+            <w:r>
+              <w:rPr>
+                <w:sz w:val="18"/>
+                <w:szCs w:val="18"/>
+              </w:rPr>
+              <w:t xml:space="preserve">GTX 1070 (6.5 TFLOPS, 환산)</w:t>
+            </w:r>
+          </w:p>
+        </w:tc>
+        <w:tc>
+          <w:tcPr>
+            <w:tcW w:w="2000" w:type="dxa"/>
+          </w:tcPr>
+          <w:p>
+            <w:pPr>
+              <w:keepNext/>
+              <w:spacing w:after="0"/>
+            </w:pPr>
+            <w:r>
+              <w:rPr>
+                <w:sz w:val="18"/>
+                <w:szCs w:val="18"/>
+              </w:rPr>
+              <w:t xml:space="preserve">약 42ms</w:t>
+            </w:r>
+          </w:p>
+        </w:tc>
+        <w:tc>
+          <w:tcPr>
+            <w:tcW w:w="1800" w:type="dxa"/>
+          </w:tcPr>
+          <w:p>
+            <w:pPr>
+              <w:keepNext/>
+              <w:spacing w:after="0"/>
+            </w:pPr>
+            <w:r>
+              <w:rPr>
+                <w:sz w:val="18"/>
+                <w:szCs w:val="18"/>
+              </w:rPr>
+              <w:t xml:space="preserve">약 24장</w:t>
+            </w:r>
+          </w:p>
+        </w:tc>
+        <w:tc>
+          <w:tcPr>
+            <w:tcW w:w="2160" w:type="dxa"/>
+          </w:tcPr>
+          <w:p>
+            <w:pPr>
+              <w:keepNext/>
+              <w:spacing w:after="0"/>
+            </w:pPr>
+            <w:r>
+              <w:rPr>
+                <w:sz w:val="18"/>
+                <w:szCs w:val="18"/>
+              </w:rPr>
+              <w:t xml:space="preserve">통과</w:t>
+            </w:r>
+          </w:p>
+        </w:tc>
+      </w:tr>
+      <w:tr>
+        <w:trPr>
+          <w:cantSplit/>
+        </w:trPr>
+        <w:tc>
+          <w:tcPr>
+            <w:tcW w:w="3400" w:type="dxa"/>
+          </w:tcPr>
+          <w:p>
+            <w:pPr>
+              <w:spacing w:after="0"/>
+            </w:pPr>
+            <w:r>
+              <w:rPr>
+                <w:sz w:val="18"/>
+                <w:szCs w:val="18"/>
+              </w:rPr>
+              <w:t xml:space="preserve">GTX 1060 (4.4 TFLOPS, 환산)</w:t>
+            </w:r>
+          </w:p>
+        </w:tc>
+        <w:tc>
+          <w:tcPr>
+            <w:tcW w:w="2000" w:type="dxa"/>
+          </w:tcPr>
+          <w:p>
+            <w:pPr>
+              <w:spacing w:after="0"/>
+            </w:pPr>
+            <w:r>
+              <w:rPr>
+                <w:sz w:val="18"/>
+                <w:szCs w:val="18"/>
+              </w:rPr>
+              <w:t xml:space="preserve">약 62ms</w:t>
+            </w:r>
+          </w:p>
+        </w:tc>
+        <w:tc>
+          <w:tcPr>
+            <w:tcW w:w="1800" w:type="dxa"/>
+          </w:tcPr>
+          <w:p>
+            <w:pPr>
+              <w:spacing w:after="0"/>
+            </w:pPr>
+            <w:r>
+              <w:rPr>
+                <w:sz w:val="18"/>
+                <w:szCs w:val="18"/>
+              </w:rPr>
+              <w:t xml:space="preserve">약 16장</w:t>
+            </w:r>
+          </w:p>
+        </w:tc>
+        <w:tc>
+          <w:tcPr>
+            <w:tcW w:w="2160" w:type="dxa"/>
+          </w:tcPr>
+          <w:p>
+            <w:pPr>
+              <w:spacing w:after="0"/>
+            </w:pPr>
+            <w:r>
+              <w:rPr>
+                <w:sz w:val="18"/>
+                <w:szCs w:val="18"/>
+              </w:rPr>
+              <w:t xml:space="preserve">통과, 여유 적음</w:t>
+            </w:r>
+          </w:p>
+        </w:tc>
+      </w:tr>
+    </w:tbl>
+    <w:p>
+      <w:pPr/>
+      <w:r>
+        <w:t xml:space="preserve">그래서 최소 GTX 1060급, 권장 GTX 1070급으로 정했다. CPU는 카메라 14대의 영상을 받아 푸는 일을 맡으므로 6코어 라이젠 5 5600급, 램 16GB로 잡았다(PC 약 50만 원).</w:t>
+      </w:r>
+    </w:p>
+    <w:p>
+      <w:pPr>
+        <w:pStyle w:val="Heading3"/>
+        <w:keepNext/>
+      </w:pPr>
+      <w:r>
+        <w:t xml:space="preserve">7. MVP 관제 대시보드 (RQ5)</w:t>
+      </w:r>
+    </w:p>
+    <w:p>
+      <w:pPr/>
+      <w:r>
+        <w:t xml:space="preserve">판정 방식과 도입 효과를 말로 설명하면 이해하기 어려웠다. 눈으로 보는 것이 더 쉽다고 판단해, 우리 학습 데이터(실제 룸 천장 카메라 영상 22분)를 더미 데이터로 삼아 14개 룸을 가상으로 운영하는 관리자 대시보드를 만들었다. 룸 지도와 상태, 선택한 룸의 카메라 화면과 판정 근거, 부재 기록 조회, 통계·KPI, 1분 단위 데이터 기록(CSV), 1층 현황판 미리보기, 도입 전·후 비교를 한 화면에서 본다(그림 6).</w:t>
+      </w:r>
+    </w:p>
+    <w:p>
+      <w:pPr>
+        <w:keepNext/>
+        <w:spacing w:before="120" w:after="0"/>
+        <w:jc w:val="center"/>
+      </w:pPr>
+      <w:r>
+        <w:drawing>
+          <wp:inline distT="0" distB="0" distL="0" distR="0">
+            <wp:extent cx="5943600" cy="3876548"/>
+            <wp:docPr id="206" name="Figure P6"/>
+            <wp:cNvGraphicFramePr>
+              <a:graphicFrameLocks noChangeAspect="1"/>
+            </wp:cNvGraphicFramePr>
+            <a:graphic>
+              <a:graphicData uri="http://schemas.openxmlformats.org/drawingml/2006/picture">
+                <pic:pic>
+                  <pic:nvPicPr>
+                    <pic:cNvPr id="206" name="image_p6.png"/>
+                    <pic:cNvPicPr/>
+                  </pic:nvPicPr>
+                  <pic:blipFill>
+                    <a:blip r:embed="rIdImgP6"/>
+                    <a:stretch>
+                      <a:fillRect/>
+                    </a:stretch>
+                  </pic:blipFill>
+                  <pic:spPr>
+                    <a:xfrm>
+                      <a:off x="0" y="0"/>
+                      <a:ext cx="5943600" cy="3876548"/>
+                    </a:xfrm>
+                    <a:prstGeom prst="rect">
+                      <a:avLst/>
+                    </a:prstGeom>
+                  </pic:spPr>
+                </pic:pic>
+              </a:graphicData>
+            </a:graphic>
+          </wp:inline>
+        </w:drawing>
+      </w:r>
+    </w:p>
+    <w:p>
+      <w:pPr>
+        <w:spacing w:before="60" w:after="120"/>
+        <w:jc w:val="center"/>
+      </w:pPr>
+      <w:r>
+        <w:rPr>
+          <w:b/>
+          <w:color w:val="333333"/>
+          <w:sz w:val="18"/>
+          <w:szCs w:val="18"/>
+        </w:rPr>
+        <w:t xml:space="preserve">그림 6. </w:t>
+      </w:r>
+      <w:r>
+        <w:rPr>
+          <w:color w:val="52514E"/>
+          <w:sz w:val="18"/>
+          <w:szCs w:val="18"/>
+        </w:rPr>
+        <w:t xml:space="preserve">MVP 관제 대시보드, 도입 전 18:30. 14개 룸 중 사용 중 2개, 30분 넘게 짐만 있는 룸 8개, 룸 활성화율 14%</w:t>
+      </w:r>
+    </w:p>
+    <w:p>
+      <w:pPr>
+        <w:keepNext/>
+        <w:spacing w:before="60" w:after="120"/>
+      </w:pPr>
+      <w:r>
+        <w:rPr>
+          <w:b/>
+          <w:color w:val="333333"/>
+          <w:sz w:val="18"/>
+          <w:szCs w:val="18"/>
+        </w:rPr>
+        <w:t xml:space="preserve">표 9. </w:t>
+      </w:r>
+      <w:r>
+        <w:rPr>
+          <w:color w:val="52514E"/>
+          <w:sz w:val="18"/>
+          <w:szCs w:val="18"/>
+        </w:rPr>
+        <w:t xml:space="preserve">도입 전 → 도입 후 (저녁 식사 시간, 같은 날 시나리오)</w:t>
+      </w:r>
+    </w:p>
+    <w:tbl>
+      <w:tblPr>
+        <w:tblStyle w:val="TableGrid"/>
+        <w:tblW w:w="0" w:type="auto"/>
+        <w:tblLayout w:type="fixed"/>
+        <w:tblLook w:val="04A0" w:firstRow="1" w:lastRow="0" w:firstColumn="0" w:lastColumn="0" w:noHBand="0" w:noVBand="1"/>
+      </w:tblPr>
+      <w:tblGrid>
+        <w:gridCol w:w="4360"/>
+        <w:gridCol w:w="2500"/>
+        <w:gridCol w:w="2500"/>
+      </w:tblGrid>
+      <w:tr>
+        <w:trPr>
+          <w:cantSplit/>
+          <w:tblHeader/>
+        </w:trPr>
+        <w:tc>
+          <w:tcPr>
+            <w:tcW w:w="4360" w:type="dxa"/>
+            <w:shd w:val="clear" w:color="auto" w:fill="F2F2F2"/>
+          </w:tcPr>
+          <w:p>
+            <w:pPr>
+              <w:keepNext/>
+              <w:spacing w:after="0"/>
+            </w:pPr>
+            <w:r>
+              <w:rPr>
+                <w:b/>
+                <w:sz w:val="18"/>
+                <w:szCs w:val="18"/>
+              </w:rPr>
+              <w:t xml:space="preserve">지표</w:t>
+            </w:r>
+          </w:p>
+        </w:tc>
+        <w:tc>
+          <w:tcPr>
+            <w:tcW w:w="2500" w:type="dxa"/>
+            <w:shd w:val="clear" w:color="auto" w:fill="F2F2F2"/>
+          </w:tcPr>
+          <w:p>
+            <w:pPr>
+              <w:keepNext/>
+              <w:spacing w:after="0"/>
+            </w:pPr>
+            <w:r>
+              <w:rPr>
+                <w:b/>
+                <w:sz w:val="18"/>
+                <w:szCs w:val="18"/>
+              </w:rPr>
+              <w:t xml:space="preserve">도입 전 (아무도 안 치움)</w:t>
+            </w:r>
+          </w:p>
+        </w:tc>
+        <w:tc>
+          <w:tcPr>
+            <w:tcW w:w="2500" w:type="dxa"/>
+            <w:shd w:val="clear" w:color="auto" w:fill="F2F2F2"/>
+          </w:tcPr>
+          <w:p>
+            <w:pPr>
+              <w:keepNext/>
+              <w:spacing w:after="0"/>
+            </w:pPr>
+            <w:r>
+              <w:rPr>
+                <w:b/>
+                <w:sz w:val="18"/>
+                <w:szCs w:val="18"/>
+              </w:rPr>
+              <w:t xml:space="preserve">도입 후 (초록불 → 짐 치우고 사용)</w:t>
+            </w:r>
+          </w:p>
+        </w:tc>
+      </w:tr>
+      <w:tr>
+        <w:trPr>
+          <w:cantSplit/>
+        </w:trPr>
+        <w:tc>
+          <w:tcPr>
+            <w:tcW w:w="4360" w:type="dxa"/>
+          </w:tcPr>
+          <w:p>
+            <w:pPr>
+              <w:keepNext/>
+              <w:spacing w:after="0"/>
+            </w:pPr>
+            <w:r>
+              <w:rPr>
+                <w:sz w:val="18"/>
+                <w:szCs w:val="18"/>
+              </w:rPr>
+              <w:t xml:space="preserve">룸 활성화율</w:t>
+            </w:r>
+          </w:p>
+        </w:tc>
+        <w:tc>
+          <w:tcPr>
+            <w:tcW w:w="2500" w:type="dxa"/>
+          </w:tcPr>
+          <w:p>
+            <w:pPr>
+              <w:keepNext/>
+              <w:spacing w:after="0"/>
+            </w:pPr>
+            <w:r>
+              <w:rPr>
+                <w:sz w:val="18"/>
+                <w:szCs w:val="18"/>
+              </w:rPr>
+              <w:t xml:space="preserve">22%</w:t>
+            </w:r>
+          </w:p>
+        </w:tc>
+        <w:tc>
+          <w:tcPr>
+            <w:tcW w:w="2500" w:type="dxa"/>
+          </w:tcPr>
+          <w:p>
+            <w:pPr>
+              <w:keepNext/>
+              <w:spacing w:after="0"/>
+            </w:pPr>
+            <w:r>
+              <w:rPr>
+                <w:sz w:val="18"/>
+                <w:szCs w:val="18"/>
+              </w:rPr>
+              <w:t xml:space="preserve">50%</w:t>
+            </w:r>
+          </w:p>
+        </w:tc>
+      </w:tr>
+      <w:tr>
+        <w:trPr>
+          <w:cantSplit/>
+        </w:trPr>
+        <w:tc>
+          <w:tcPr>
+            <w:tcW w:w="4360" w:type="dxa"/>
+          </w:tcPr>
+          <w:p>
+            <w:pPr>
+              <w:keepNext/>
+              <w:spacing w:after="0"/>
+            </w:pPr>
+            <w:r>
+              <w:rPr>
+                <w:sz w:val="18"/>
+                <w:szCs w:val="18"/>
+              </w:rPr>
+              <w:t xml:space="preserve">30분 넘게 짐만 있는 룸 평균</w:t>
+            </w:r>
+          </w:p>
+        </w:tc>
+        <w:tc>
+          <w:tcPr>
+            <w:tcW w:w="2500" w:type="dxa"/>
+          </w:tcPr>
+          <w:p>
+            <w:pPr>
+              <w:keepNext/>
+              <w:spacing w:after="0"/>
+            </w:pPr>
+            <w:r>
+              <w:rPr>
+                <w:sz w:val="18"/>
+                <w:szCs w:val="18"/>
+              </w:rPr>
+              <w:t xml:space="preserve">6.4개</w:t>
+            </w:r>
+          </w:p>
+        </w:tc>
+        <w:tc>
+          <w:tcPr>
+            <w:tcW w:w="2500" w:type="dxa"/>
+          </w:tcPr>
+          <w:p>
+            <w:pPr>
+              <w:keepNext/>
+              <w:spacing w:after="0"/>
+            </w:pPr>
+            <w:r>
+              <w:rPr>
+                <w:sz w:val="18"/>
+                <w:szCs w:val="18"/>
+              </w:rPr>
+              <w:t xml:space="preserve">0.6개</w:t>
+            </w:r>
+          </w:p>
+        </w:tc>
+      </w:tr>
+      <w:tr>
+        <w:trPr>
+          <w:cantSplit/>
+        </w:trPr>
+        <w:tc>
+          <w:tcPr>
+            <w:tcW w:w="4360" w:type="dxa"/>
+          </w:tcPr>
+          <w:p>
+            <w:pPr>
+              <w:spacing w:after="0"/>
+            </w:pPr>
+            <w:r>
+              <w:rPr>
+                <w:sz w:val="18"/>
+                <w:szCs w:val="18"/>
+              </w:rPr>
+              <w:t xml:space="preserve">초록불이 켜진 뒤 다시 사용까지 평균</w:t>
+            </w:r>
+          </w:p>
+        </w:tc>
+        <w:tc>
+          <w:tcPr>
+            <w:tcW w:w="2500" w:type="dxa"/>
+          </w:tcPr>
+          <w:p>
+            <w:pPr>
+              <w:spacing w:after="0"/>
+            </w:pPr>
+            <w:r>
+              <w:rPr>
+                <w:sz w:val="18"/>
+                <w:szCs w:val="18"/>
+              </w:rPr>
+              <w:t xml:space="preserve">47분</w:t>
+            </w:r>
+          </w:p>
+        </w:tc>
+        <w:tc>
+          <w:tcPr>
+            <w:tcW w:w="2500" w:type="dxa"/>
+          </w:tcPr>
+          <w:p>
+            <w:pPr>
+              <w:spacing w:after="0"/>
+            </w:pPr>
+            <w:r>
+              <w:rPr>
+                <w:sz w:val="18"/>
+                <w:szCs w:val="18"/>
+              </w:rPr>
+              <w:t xml:space="preserve">2분</w:t>
+            </w:r>
+          </w:p>
+        </w:tc>
+      </w:tr>
+    </w:tbl>
+    <w:p>
+      <w:pPr/>
+      <w:r>
+        <w:t xml:space="preserve">시뮬레이션이라 실제 운영 수치는 아니다. 실제 효과는 시범 운영에서 확인해야 한다.</w:t>
+      </w:r>
+    </w:p>
+    <w:p>
+      <w:pPr>
+        <w:pStyle w:val="Heading3"/>
+        <w:keepNext/>
+      </w:pPr>
+      <w:r>
+        <w:t xml:space="preserve">8. 발표 자료 준비</w:t>
+      </w:r>
+    </w:p>
+    <w:p>
+      <w:pPr/>
+      <w:r>
+        <w:t xml:space="preserve">실험 결과를 발표 자료로 묶었다(그림 7). 구성은 문제 → 타깃과 판단 기준 → 선택(카메라·판정 위치·모델·데이터) → 감지 범위와 판정 → 서버 사양 → 비용 → 개인정보 → MVP → 추후 계획 순서로, 무엇을 시도했고 왜 그렇게 정했는지가 이어지게 했다. 2차 회의에서 팀원들의 피드백을 받아 슬라이드를 고쳤다.</w:t>
+      </w:r>
+    </w:p>
+    <w:p>
+      <w:pPr>
+        <w:keepNext/>
+        <w:spacing w:before="120" w:after="0"/>
+        <w:jc w:val="center"/>
+      </w:pPr>
+      <w:r>
+        <w:drawing>
+          <wp:inline distT="0" distB="0" distL="0" distR="0">
+            <wp:extent cx="5943600" cy="3358134"/>
+            <wp:docPr id="207" name="Figure P7"/>
+            <wp:cNvGraphicFramePr>
+              <a:graphicFrameLocks noChangeAspect="1"/>
+            </wp:cNvGraphicFramePr>
+            <a:graphic>
+              <a:graphicData uri="http://schemas.openxmlformats.org/drawingml/2006/picture">
+                <pic:pic>
+                  <pic:nvPicPr>
+                    <pic:cNvPr id="207" name="image_p7.png"/>
+                    <pic:cNvPicPr/>
+                  </pic:nvPicPr>
+                  <pic:blipFill>
+                    <a:blip r:embed="rIdImgP7"/>
+                    <a:stretch>
+                      <a:fillRect/>
+                    </a:stretch>
+                  </pic:blipFill>
+                  <pic:spPr>
+                    <a:xfrm>
+                      <a:off x="0" y="0"/>
+                      <a:ext cx="5943600" cy="3358134"/>
+                    </a:xfrm>
+                    <a:prstGeom prst="rect">
+                      <a:avLst/>
+                    </a:prstGeom>
+                  </pic:spPr>
+                </pic:pic>
+              </a:graphicData>
+            </a:graphic>
+          </wp:inline>
+        </w:drawing>
+      </w:r>
+    </w:p>
+    <w:p>
+      <w:pPr>
+        <w:spacing w:before="60" w:after="120"/>
+        <w:jc w:val="center"/>
+      </w:pPr>
+      <w:r>
+        <w:rPr>
+          <w:b/>
+          <w:color w:val="333333"/>
+          <w:sz w:val="18"/>
+          <w:szCs w:val="18"/>
+        </w:rPr>
+        <w:t xml:space="preserve">그림 7. </w:t>
+      </w:r>
+      <w:r>
+        <w:rPr>
+          <w:color w:val="52514E"/>
+          <w:sz w:val="18"/>
+          <w:szCs w:val="18"/>
+        </w:rPr>
+        <w:t xml:space="preserve">발표 자료 일부(최종본). 표지, 문제, 감지 범위와 판정, 비용</w:t>
+      </w:r>
+    </w:p>
+    <w:p>
+      <w:pPr>
+        <w:pStyle w:val="Heading3"/>
+        <w:keepNext/>
+      </w:pPr>
+      <w:r>
+        <w:t xml:space="preserve">9. 결론</w:t>
+      </w:r>
+    </w:p>
+    <w:p>
+      <w:pPr/>
+      <w:r>
+        <w:t xml:space="preserve">2주차의 기여는 다섯 가지로 정리된다.</w:t>
+      </w:r>
+    </w:p>
+    <w:p>
+      <w:pPr>
+        <w:numPr>
+          <w:ilvl w:val="0"/>
+          <w:numId w:val="8"/>
+        </w:numPr>
+      </w:pPr>
+      <w:r>
+        <w:rPr>
+          <w:b/>
+        </w:rPr>
+        <w:t xml:space="preserve">데이터로 푼 테이블 문제: </w:t>
+      </w:r>
+      <w:r>
+        <w:t xml:space="preserve">모델 크기가 아니라 데이터 문제임을 16종 비교로 확인하고, 727장 파인튜닝으로 테이블 2%→100%, 엎드린 사람 92.9%→100%를 얻었다. 1차 학습에서 사람을 잊은 문제도 데이터 구성과 학습률로 풀었다.</w:t>
+      </w:r>
+    </w:p>
+    <w:p>
+      <w:pPr>
+        <w:numPr>
+          <w:ilvl w:val="0"/>
+          <w:numId w:val="8"/>
+        </w:numPr>
+      </w:pPr>
+      <w:r>
+        <w:rPr>
+          <w:b/>
+        </w:rPr>
+        <w:t xml:space="preserve">모양대로 잡는 감지 범위: </w:t>
+      </w:r>
+      <w:r>
+        <w:t xml:space="preserve">SAM 테두리 +15%와 겹침 기준 10%로 통로·옆방 오탐을 막으면서, 사람이 있는데 룸을 비었다고 보는 순간을 없앴다.</w:t>
+      </w:r>
+    </w:p>
+    <w:p>
+      <w:pPr>
+        <w:numPr>
+          <w:ilvl w:val="0"/>
+          <w:numId w:val="8"/>
+        </w:numPr>
+      </w:pPr>
+      <w:r>
+        <w:rPr>
+          <w:b/>
+        </w:rPr>
+        <w:t xml:space="preserve">학교가 낼 수 있는 비용: </w:t>
+      </w:r>
+      <w:r>
+        <w:t xml:space="preserve">초기 207만 원, 연 252만 원(학생지원비의 0.02%)으로 정리했다.</w:t>
+      </w:r>
+    </w:p>
+    <w:p>
+      <w:pPr>
+        <w:numPr>
+          <w:ilvl w:val="0"/>
+          <w:numId w:val="8"/>
+        </w:numPr>
+      </w:pPr>
+      <w:r>
+        <w:rPr>
+          <w:b/>
+        </w:rPr>
+        <w:t xml:space="preserve">실측으로 정한 서버 사양: </w:t>
+      </w:r>
+      <w:r>
+        <w:t xml:space="preserve">노트북 실측(1장 18.1ms)을 환산해 최소 GTX 1060급, 권장 GTX 1070급으로 정했다.</w:t>
+      </w:r>
+    </w:p>
+    <w:p>
+      <w:pPr>
+        <w:numPr>
+          <w:ilvl w:val="0"/>
+          <w:numId w:val="8"/>
+        </w:numPr>
+      </w:pPr>
+      <w:r>
+        <w:rPr>
+          <w:b/>
+        </w:rPr>
+        <w:t xml:space="preserve">눈으로 보여 주는 결과: </w:t>
+      </w:r>
+      <w:r>
+        <w:t xml:space="preserve">MVP 관제 대시보드로 도입 효과(저녁 식사 시간 활성화율 22%→50%)를 한 화면에서 보여 줬다.</w:t>
       </w:r>
     </w:p>
     <w:sectPr>
@@ -3115,6 +8328,9 @@
     <w:abstractNumId w:val="0"/>
   </w:num>
   <w:num w:numId="7">
+    <w:abstractNumId w:val="0"/>
+  </w:num>
+  <w:num w:numId="8">
     <w:abstractNumId w:val="0"/>
   </w:num>
 </w:numbering>
